--- a/docs-word/13-개발_로드맵_완료기준서.docx
+++ b/docs-word/13-개발_로드맵_완료기준서.docx
@@ -941,6 +941,235 @@
     </w:p>
     <w:p>
       <w:pPr>
+        <w:pStyle w:val="ListBullet"/>
+      </w:pPr>
+      <w:r>
+        <w:rPr>
+          <w:rFonts w:ascii="Arial" w:hAnsi="Arial" w:eastAsia="Malgun Gothic" w:cs="Malgun Gothic"/>
+          <w:b/>
+          <w:color w:val="000000"/>
+          <w:sz w:val="22"/>
+          <w:lang w:eastAsia="ko-KR"/>
+        </w:rPr>
+        <w:t>구현 결과(v1.5):</w:t>
+      </w:r>
+      <w:r>
+        <w:rPr>
+          <w:rFonts w:ascii="Arial" w:hAnsi="Arial" w:eastAsia="Malgun Gothic" w:cs="Malgun Gothic"/>
+          <w:color w:val="000000"/>
+          <w:sz w:val="22"/>
+          <w:lang w:eastAsia="ko-KR"/>
+        </w:rPr>
+        <w:t xml:space="preserve"> 위 범위를 모두 구현했고 백엔드 통합 테스트(validation, pagination, version conflict, archive visibility, cross-workspace, 활동 로그·최근 조회 기록, 상태 전이)와 Playwright E2E(생명주기, URL 필터 새로고침 유지, 편집 충돌 처리, 비로그인 리다이렉트)가 통과한다. 구현·검증 중 발견해 수정한 결함: 응답 </w:t>
+      </w:r>
+      <w:r>
+        <w:rPr>
+          <w:rFonts w:ascii="Menlo" w:hAnsi="Menlo" w:eastAsia="Menlo" w:cs="Menlo"/>
+          <w:color w:val="000000"/>
+          <w:sz w:val="21"/>
+          <w:lang w:eastAsia="ko-KR"/>
+        </w:rPr>
+        <w:t>version</w:t>
+      </w:r>
+      <w:r>
+        <w:rPr>
+          <w:rFonts w:ascii="Arial" w:hAnsi="Arial" w:eastAsia="Malgun Gothic" w:cs="Malgun Gothic"/>
+          <w:color w:val="000000"/>
+          <w:sz w:val="22"/>
+          <w:lang w:eastAsia="ko-KR"/>
+        </w:rPr>
+        <w:t xml:space="preserve"> 미갱신(flush 전 조립), </w:t>
+      </w:r>
+      <w:r>
+        <w:rPr>
+          <w:rFonts w:ascii="Menlo" w:hAnsi="Menlo" w:eastAsia="Menlo" w:cs="Menlo"/>
+          <w:color w:val="000000"/>
+          <w:sz w:val="21"/>
+          <w:lang w:eastAsia="ko-KR"/>
+        </w:rPr>
+        <w:t>csrf_token</w:t>
+      </w:r>
+      <w:r>
+        <w:rPr>
+          <w:rFonts w:ascii="Arial" w:hAnsi="Arial" w:eastAsia="Malgun Gothic" w:cs="Malgun Gothic"/>
+          <w:color w:val="000000"/>
+          <w:sz w:val="22"/>
+          <w:lang w:eastAsia="ko-KR"/>
+        </w:rPr>
+        <w:t xml:space="preserve"> 쿠키 Path(§17.3), refresh 중복 호출 방어.</w:t>
+      </w:r>
+    </w:p>
+    <w:p>
+      <w:pPr>
+        <w:pStyle w:val="ListBullet"/>
+      </w:pPr>
+      <w:r>
+        <w:rPr>
+          <w:rFonts w:ascii="Arial" w:hAnsi="Arial" w:eastAsia="Malgun Gothic" w:cs="Malgun Gothic"/>
+          <w:b/>
+          <w:color w:val="000000"/>
+          <w:sz w:val="22"/>
+          <w:lang w:eastAsia="ko-KR"/>
+        </w:rPr>
+        <w:t>이월/미정의 항목:</w:t>
+      </w:r>
+      <w:r>
+        <w:rPr>
+          <w:rFonts w:ascii="Arial" w:hAnsi="Arial" w:eastAsia="Malgun Gothic" w:cs="Malgun Gothic"/>
+          <w:color w:val="000000"/>
+          <w:sz w:val="22"/>
+          <w:lang w:eastAsia="ko-KR"/>
+        </w:rPr>
+        <w:t xml:space="preserve"> ① Dashboard의 Recent/Favorites는 </w:t>
+      </w:r>
+      <w:r>
+        <w:rPr>
+          <w:rFonts w:ascii="Menlo" w:hAnsi="Menlo" w:eastAsia="Menlo" w:cs="Menlo"/>
+          <w:color w:val="000000"/>
+          <w:sz w:val="21"/>
+          <w:lang w:eastAsia="ko-KR"/>
+        </w:rPr>
+        <w:t>GET /nodes</w:t>
+      </w:r>
+      <w:r>
+        <w:rPr>
+          <w:rFonts w:ascii="Arial" w:hAnsi="Arial" w:eastAsia="Malgun Gothic" w:cs="Malgun Gothic"/>
+          <w:color w:val="000000"/>
+          <w:sz w:val="22"/>
+          <w:lang w:eastAsia="ko-KR"/>
+        </w:rPr>
+        <w:t xml:space="preserve">(수정일 순, </w:t>
+      </w:r>
+      <w:r>
+        <w:rPr>
+          <w:rFonts w:ascii="Menlo" w:hAnsi="Menlo" w:eastAsia="Menlo" w:cs="Menlo"/>
+          <w:color w:val="000000"/>
+          <w:sz w:val="21"/>
+          <w:lang w:eastAsia="ko-KR"/>
+        </w:rPr>
+        <w:t>favorite=true</w:t>
+      </w:r>
+      <w:r>
+        <w:rPr>
+          <w:rFonts w:ascii="Arial" w:hAnsi="Arial" w:eastAsia="Malgun Gothic" w:cs="Malgun Gothic"/>
+          <w:color w:val="000000"/>
+          <w:sz w:val="22"/>
+          <w:lang w:eastAsia="ko-KR"/>
+        </w:rPr>
+        <w:t xml:space="preserve">)로 대체했다. 최근 </w:t>
+      </w:r>
+      <w:r>
+        <w:rPr>
+          <w:rFonts w:ascii="Arial" w:hAnsi="Arial" w:eastAsia="Malgun Gothic" w:cs="Malgun Gothic"/>
+          <w:b/>
+          <w:color w:val="000000"/>
+          <w:sz w:val="22"/>
+          <w:lang w:eastAsia="ko-KR"/>
+        </w:rPr>
+        <w:t>조회</w:t>
+      </w:r>
+      <w:r>
+        <w:rPr>
+          <w:rFonts w:ascii="Arial" w:hAnsi="Arial" w:eastAsia="Malgun Gothic" w:cs="Malgun Gothic"/>
+          <w:color w:val="000000"/>
+          <w:sz w:val="22"/>
+          <w:lang w:eastAsia="ko-KR"/>
+        </w:rPr>
+        <w:t xml:space="preserve"> 목록 API와 Activity Summary 조회 API는 아직 정의하지 않았으며(</w:t>
+      </w:r>
+      <w:r>
+        <w:rPr>
+          <w:rFonts w:ascii="Menlo" w:hAnsi="Menlo" w:eastAsia="Menlo" w:cs="Menlo"/>
+          <w:color w:val="000000"/>
+          <w:sz w:val="21"/>
+          <w:lang w:eastAsia="ko-KR"/>
+        </w:rPr>
+        <w:t>node_views</w:t>
+      </w:r>
+      <w:r>
+        <w:rPr>
+          <w:rFonts w:ascii="Arial" w:hAnsi="Arial" w:eastAsia="Malgun Gothic" w:cs="Malgun Gothic"/>
+          <w:color w:val="000000"/>
+          <w:sz w:val="22"/>
+          <w:lang w:eastAsia="ko-KR"/>
+        </w:rPr>
+        <w:t xml:space="preserve">, </w:t>
+      </w:r>
+      <w:r>
+        <w:rPr>
+          <w:rFonts w:ascii="Menlo" w:hAnsi="Menlo" w:eastAsia="Menlo" w:cs="Menlo"/>
+          <w:color w:val="000000"/>
+          <w:sz w:val="21"/>
+          <w:lang w:eastAsia="ko-KR"/>
+        </w:rPr>
+        <w:t>activity_logs</w:t>
+      </w:r>
+      <w:r>
+        <w:rPr>
+          <w:rFonts w:ascii="Arial" w:hAnsi="Arial" w:eastAsia="Malgun Gothic" w:cs="Malgun Gothic"/>
+          <w:color w:val="000000"/>
+          <w:sz w:val="22"/>
+          <w:lang w:eastAsia="ko-KR"/>
+        </w:rPr>
+        <w:t xml:space="preserve">는 기록만 함), Phase 5 이전에 §14에 계약을 추가해야 한다. ② 영구 삭제·purge·재인증 API는 Phase 7. ③ Node 타입 변경, backlink, </w:t>
+      </w:r>
+      <w:r>
+        <w:rPr>
+          <w:rFonts w:ascii="Menlo" w:hAnsi="Menlo" w:eastAsia="Menlo" w:cs="Menlo"/>
+          <w:color w:val="000000"/>
+          <w:sz w:val="21"/>
+          <w:lang w:eastAsia="ko-KR"/>
+        </w:rPr>
+        <w:t>NodeDetail</w:t>
+      </w:r>
+      <w:r>
+        <w:rPr>
+          <w:rFonts w:ascii="Arial" w:hAnsi="Arial" w:eastAsia="Malgun Gothic" w:cs="Malgun Gothic"/>
+          <w:color w:val="000000"/>
+          <w:sz w:val="22"/>
+          <w:lang w:eastAsia="ko-KR"/>
+        </w:rPr>
+        <w:t xml:space="preserve"> 관계 정보는 Phase 4. ④ </w:t>
+      </w:r>
+      <w:r>
+        <w:rPr>
+          <w:rFonts w:ascii="Menlo" w:hAnsi="Menlo" w:eastAsia="Menlo" w:cs="Menlo"/>
+          <w:color w:val="000000"/>
+          <w:sz w:val="21"/>
+          <w:lang w:eastAsia="ko-KR"/>
+        </w:rPr>
+        <w:t>search_vector</w:t>
+      </w:r>
+      <w:r>
+        <w:rPr>
+          <w:rFonts w:ascii="Arial" w:hAnsi="Arial" w:eastAsia="Malgun Gothic" w:cs="Malgun Gothic"/>
+          <w:color w:val="000000"/>
+          <w:sz w:val="22"/>
+          <w:lang w:eastAsia="ko-KR"/>
+        </w:rPr>
+        <w:t xml:space="preserve">/GIN은 Phase 5에서 추가한다. ⑤ V2~V4 migration의 constraint는 §12.2 명명 규칙 이전에 작성되어 이름이 규칙과 다르다(V5 이후는 준수). ⑥ 통합 테스트 베이스는 기본이 Testcontainers이며 Docker가 없으면 </w:t>
+      </w:r>
+      <w:r>
+        <w:rPr>
+          <w:rFonts w:ascii="Menlo" w:hAnsi="Menlo" w:eastAsia="Menlo" w:cs="Menlo"/>
+          <w:color w:val="000000"/>
+          <w:sz w:val="21"/>
+          <w:lang w:eastAsia="ko-KR"/>
+        </w:rPr>
+        <w:t>-Ddevgraph.test.jdbc-url</w:t>
+      </w:r>
+      <w:r>
+        <w:rPr>
+          <w:rFonts w:ascii="Arial" w:hAnsi="Arial" w:eastAsia="Malgun Gothic" w:cs="Malgun Gothic"/>
+          <w:color w:val="000000"/>
+          <w:sz w:val="22"/>
+          <w:lang w:eastAsia="ko-KR"/>
+        </w:rPr>
+        <w:t>로 외부 PostgreSQL을 지정한다.</w:t>
+      </w:r>
+    </w:p>
+    <w:p>
+      <w:pPr>
         <w:pStyle w:val="Heading2"/>
         <w:keepNext/>
       </w:pPr>

--- a/docs-word/13-개발_로드맵_완료기준서.docx
+++ b/docs-word/13-개발_로드맵_완료기준서.docx
@@ -1263,6 +1263,312 @@
     </w:p>
     <w:p>
       <w:pPr>
+        <w:pStyle w:val="ListBullet"/>
+      </w:pPr>
+      <w:r>
+        <w:rPr>
+          <w:rFonts w:ascii="Arial" w:hAnsi="Arial" w:eastAsia="Malgun Gothic" w:cs="Malgun Gothic"/>
+          <w:b/>
+          <w:color w:val="000000"/>
+          <w:sz w:val="22"/>
+          <w:lang w:eastAsia="ko-KR"/>
+        </w:rPr>
+        <w:t>구현 결과(v1.6):</w:t>
+      </w:r>
+      <w:r>
+        <w:rPr>
+          <w:rFonts w:ascii="Arial" w:hAnsi="Arial" w:eastAsia="Malgun Gothic" w:cs="Malgun Gothic"/>
+          <w:color w:val="000000"/>
+          <w:sz w:val="22"/>
+          <w:lang w:eastAsia="ko-KR"/>
+        </w:rPr>
+        <w:t xml:space="preserve"> 범위를 구현했고 통과한다 — 백엔드 통합 테스트(원문 그대로 왕복(CRLF·탭·이모지), v1→v2 및 메타데이터 변경 시 버전 미생성, 이전 원문 조회, 바이트 기준 512 KB 경계, NUL·잘못된 문자, secret 확인/재확인/재스캔, 동시 수정 시 승자 1명·버전 번호 연속, 동시 복사 카운트 원자성, 필터·cursor, Library 분리, 다른 Workspace 접근, 활동 로그, 위험 문자열의 JSON 전용 응답, §12.3 정합성 SQL), </w:t>
+      </w:r>
+      <w:r>
+        <w:rPr>
+          <w:rFonts w:ascii="Menlo" w:hAnsi="Menlo" w:eastAsia="Menlo" w:cs="Menlo"/>
+          <w:color w:val="000000"/>
+          <w:sz w:val="21"/>
+          <w:lang w:eastAsia="ko-KR"/>
+        </w:rPr>
+        <w:t>SecretScanner</w:t>
+      </w:r>
+      <w:r>
+        <w:rPr>
+          <w:rFonts w:ascii="Arial" w:hAnsi="Arial" w:eastAsia="Malgun Gothic" w:cs="Malgun Gothic"/>
+          <w:color w:val="000000"/>
+          <w:sz w:val="22"/>
+          <w:lang w:eastAsia="ko-KR"/>
+        </w:rPr>
+        <w:t xml:space="preserve"> 단위 테스트, Playwright E2E(정확한 클립보드 복사, v1/v2와 버전 이력·이전 원문 복사, </w:t>
+      </w:r>
+      <w:r>
+        <w:rPr>
+          <w:rFonts w:ascii="Menlo" w:hAnsi="Menlo" w:eastAsia="Menlo" w:cs="Menlo"/>
+          <w:color w:val="000000"/>
+          <w:sz w:val="21"/>
+          <w:lang w:eastAsia="ko-KR"/>
+        </w:rPr>
+        <w:t>&lt;script&gt;</w:t>
+      </w:r>
+      <w:r>
+        <w:rPr>
+          <w:rFonts w:ascii="Arial" w:hAnsi="Arial" w:eastAsia="Malgun Gothic" w:cs="Malgun Gothic"/>
+          <w:color w:val="000000"/>
+          <w:sz w:val="22"/>
+          <w:lang w:eastAsia="ko-KR"/>
+        </w:rPr>
+        <w:t>/</w:t>
+      </w:r>
+      <w:r>
+        <w:rPr>
+          <w:rFonts w:ascii="Menlo" w:hAnsi="Menlo" w:eastAsia="Menlo" w:cs="Menlo"/>
+          <w:color w:val="000000"/>
+          <w:sz w:val="21"/>
+          <w:lang w:eastAsia="ko-KR"/>
+        </w:rPr>
+        <w:t>onerror</w:t>
+      </w:r>
+      <w:r>
+        <w:rPr>
+          <w:rFonts w:ascii="Arial" w:hAnsi="Arial" w:eastAsia="Malgun Gothic" w:cs="Malgun Gothic"/>
+          <w:color w:val="000000"/>
+          <w:sz w:val="22"/>
+          <w:lang w:eastAsia="ko-KR"/>
+        </w:rPr>
+        <w:t xml:space="preserve"> 코드가 텍스트로만 표시되고 실행되지 않음, secret 경고·수정·확인 저장, URL 필터).</w:t>
+      </w:r>
+    </w:p>
+    <w:p>
+      <w:pPr>
+        <w:pStyle w:val="ListBullet"/>
+      </w:pPr>
+      <w:r>
+        <w:rPr>
+          <w:rFonts w:ascii="Arial" w:hAnsi="Arial" w:eastAsia="Malgun Gothic" w:cs="Malgun Gothic"/>
+          <w:b/>
+          <w:color w:val="000000"/>
+          <w:sz w:val="22"/>
+          <w:lang w:eastAsia="ko-KR"/>
+        </w:rPr>
+        <w:t>구현·검증 중 발견해 수정한 결함:</w:t>
+      </w:r>
+      <w:r>
+        <w:rPr>
+          <w:rFonts w:ascii="Arial" w:hAnsi="Arial" w:eastAsia="Malgun Gothic" w:cs="Malgun Gothic"/>
+          <w:color w:val="000000"/>
+          <w:sz w:val="22"/>
+          <w:lang w:eastAsia="ko-KR"/>
+        </w:rPr>
+        <w:t xml:space="preserve"> ① 512 KB 한 줄 입력에서 secret 스캔 정규식이 O(n²)로 폭주해 요청이 멈추던 문제(창 단위 스캔으로 해결, 회귀 테스트 추가), ② </w:t>
+      </w:r>
+      <w:r>
+        <w:rPr>
+          <w:rFonts w:ascii="Menlo" w:hAnsi="Menlo" w:eastAsia="Menlo" w:cs="Menlo"/>
+          <w:color w:val="000000"/>
+          <w:sz w:val="21"/>
+          <w:lang w:eastAsia="ko-KR"/>
+        </w:rPr>
+        <w:t>DB_PASSWORD=</w:t>
+      </w:r>
+      <w:r>
+        <w:rPr>
+          <w:rFonts w:ascii="Arial" w:hAnsi="Arial" w:eastAsia="Malgun Gothic" w:cs="Malgun Gothic"/>
+          <w:color w:val="000000"/>
+          <w:sz w:val="22"/>
+          <w:lang w:eastAsia="ko-KR"/>
+        </w:rPr>
+        <w:t>처럼 접두어가 붙은 환경변수 형태를 놓치던 문제(</w:t>
+      </w:r>
+      <w:r>
+        <w:rPr>
+          <w:rFonts w:ascii="Menlo" w:hAnsi="Menlo" w:eastAsia="Menlo" w:cs="Menlo"/>
+          <w:color w:val="000000"/>
+          <w:sz w:val="21"/>
+          <w:lang w:eastAsia="ko-KR"/>
+        </w:rPr>
+        <w:t>\b</w:t>
+      </w:r>
+      <w:r>
+        <w:rPr>
+          <w:rFonts w:ascii="Arial" w:hAnsi="Arial" w:eastAsia="Malgun Gothic" w:cs="Malgun Gothic"/>
+          <w:color w:val="000000"/>
+          <w:sz w:val="22"/>
+          <w:lang w:eastAsia="ko-KR"/>
+        </w:rPr>
+        <w:t xml:space="preserve">가 </w:t>
+      </w:r>
+      <w:r>
+        <w:rPr>
+          <w:rFonts w:ascii="Menlo" w:hAnsi="Menlo" w:eastAsia="Menlo" w:cs="Menlo"/>
+          <w:color w:val="000000"/>
+          <w:sz w:val="21"/>
+          <w:lang w:eastAsia="ko-KR"/>
+        </w:rPr>
+        <w:t>_</w:t>
+      </w:r>
+      <w:r>
+        <w:rPr>
+          <w:rFonts w:ascii="Arial" w:hAnsi="Arial" w:eastAsia="Malgun Gothic" w:cs="Malgun Gothic"/>
+          <w:color w:val="000000"/>
+          <w:sz w:val="22"/>
+          <w:lang w:eastAsia="ko-KR"/>
+        </w:rPr>
+        <w:t xml:space="preserve"> 뒤를 경계로 보지 않음), ③ Hibernate 스키마 검증이 </w:t>
+      </w:r>
+      <w:r>
+        <w:rPr>
+          <w:rFonts w:ascii="Menlo" w:hAnsi="Menlo" w:eastAsia="Menlo" w:cs="Menlo"/>
+          <w:color w:val="000000"/>
+          <w:sz w:val="21"/>
+          <w:lang w:eastAsia="ko-KR"/>
+        </w:rPr>
+        <w:t>CHAR(64)</w:t>
+      </w:r>
+      <w:r>
+        <w:rPr>
+          <w:rFonts w:ascii="Arial" w:hAnsi="Arial" w:eastAsia="Malgun Gothic" w:cs="Malgun Gothic"/>
+          <w:color w:val="000000"/>
+          <w:sz w:val="22"/>
+          <w:lang w:eastAsia="ko-KR"/>
+        </w:rPr>
+        <w:t xml:space="preserve"> 컬럼과 String 매핑 불일치로 기동을 막던 문제. E2E 자체의 결함도 고쳤다: 즉시 통과하는 </w:t>
+      </w:r>
+      <w:r>
+        <w:rPr>
+          <w:rFonts w:ascii="Menlo" w:hAnsi="Menlo" w:eastAsia="Menlo" w:cs="Menlo"/>
+          <w:color w:val="000000"/>
+          <w:sz w:val="21"/>
+          <w:lang w:eastAsia="ko-KR"/>
+        </w:rPr>
+        <w:t>toHaveCount(0)</w:t>
+      </w:r>
+      <w:r>
+        <w:rPr>
+          <w:rFonts w:ascii="Arial" w:hAnsi="Arial" w:eastAsia="Malgun Gothic" w:cs="Malgun Gothic"/>
+          <w:color w:val="000000"/>
+          <w:sz w:val="22"/>
+          <w:lang w:eastAsia="ko-KR"/>
+        </w:rPr>
+        <w:t xml:space="preserve"> 뒤 곧바로 이동해 진행 중인 refresh를 끊는 경합, 비동기 태그 생성 완료 전에 저장하는 경합.</w:t>
+      </w:r>
+    </w:p>
+    <w:p>
+      <w:pPr>
+        <w:pStyle w:val="ListBullet"/>
+      </w:pPr>
+      <w:r>
+        <w:rPr>
+          <w:rFonts w:ascii="Arial" w:hAnsi="Arial" w:eastAsia="Malgun Gothic" w:cs="Malgun Gothic"/>
+          <w:b/>
+          <w:color w:val="000000"/>
+          <w:sz w:val="22"/>
+          <w:lang w:eastAsia="ko-KR"/>
+        </w:rPr>
+        <w:t>이월/미정의 항목:</w:t>
+      </w:r>
+      <w:r>
+        <w:rPr>
+          <w:rFonts w:ascii="Arial" w:hAnsi="Arial" w:eastAsia="Malgun Gothic" w:cs="Malgun Gothic"/>
+          <w:color w:val="000000"/>
+          <w:sz w:val="22"/>
+          <w:lang w:eastAsia="ko-KR"/>
+        </w:rPr>
+        <w:t xml:space="preserve"> ① refresh 응답 유실 시 family 폐기(§17.2 미결 결정). ② diff endpoint(SNP-07), Snippet의 </w:t>
+      </w:r>
+      <w:r>
+        <w:rPr>
+          <w:rFonts w:ascii="Menlo" w:hAnsi="Menlo" w:eastAsia="Menlo" w:cs="Menlo"/>
+          <w:color w:val="000000"/>
+          <w:sz w:val="21"/>
+          <w:lang w:eastAsia="ko-KR"/>
+        </w:rPr>
+        <w:t>relations[]</w:t>
+      </w:r>
+      <w:r>
+        <w:rPr>
+          <w:rFonts w:ascii="Arial" w:hAnsi="Arial" w:eastAsia="Malgun Gothic" w:cs="Malgun Gothic"/>
+          <w:color w:val="000000"/>
+          <w:sz w:val="22"/>
+          <w:lang w:eastAsia="ko-KR"/>
+        </w:rPr>
+        <w:t xml:space="preserve">와 연결 Node 표시(Phase 4), 코드 검색·trigram 사용(Phase 5; 인덱스 </w:t>
+      </w:r>
+      <w:r>
+        <w:rPr>
+          <w:rFonts w:ascii="Menlo" w:hAnsi="Menlo" w:eastAsia="Menlo" w:cs="Menlo"/>
+          <w:color w:val="000000"/>
+          <w:sz w:val="21"/>
+          <w:lang w:eastAsia="ko-KR"/>
+        </w:rPr>
+        <w:t>ix_snippet_versions__code_trgm</w:t>
+      </w:r>
+      <w:r>
+        <w:rPr>
+          <w:rFonts w:ascii="Arial" w:hAnsi="Arial" w:eastAsia="Malgun Gothic" w:cs="Malgun Gothic"/>
+          <w:color w:val="000000"/>
+          <w:sz w:val="22"/>
+          <w:lang w:eastAsia="ko-KR"/>
+        </w:rPr>
+        <w:t xml:space="preserve">만 선행 생성, SRCH-02는 현재 버전만 조회 단계에서 제한). ③ 고엔트로피 secret 감지. ④ 사용 통계 rate limit. ⑤ </w:t>
+      </w:r>
+      <w:r>
+        <w:rPr>
+          <w:rFonts w:ascii="Menlo" w:hAnsi="Menlo" w:eastAsia="Menlo" w:cs="Menlo"/>
+          <w:color w:val="000000"/>
+          <w:sz w:val="21"/>
+          <w:lang w:eastAsia="ko-KR"/>
+        </w:rPr>
+        <w:t>snippet_versions</w:t>
+      </w:r>
+      <w:r>
+        <w:rPr>
+          <w:rFonts w:ascii="Arial" w:hAnsi="Arial" w:eastAsia="Malgun Gothic" w:cs="Malgun Gothic"/>
+          <w:color w:val="000000"/>
+          <w:sz w:val="22"/>
+          <w:lang w:eastAsia="ko-KR"/>
+        </w:rPr>
+        <w:t xml:space="preserve">의 </w:t>
+      </w:r>
+      <w:r>
+        <w:rPr>
+          <w:rFonts w:ascii="Menlo" w:hAnsi="Menlo" w:eastAsia="Menlo" w:cs="Menlo"/>
+          <w:color w:val="000000"/>
+          <w:sz w:val="21"/>
+          <w:lang w:eastAsia="ko-KR"/>
+        </w:rPr>
+        <w:t>pg_trgm</w:t>
+      </w:r>
+      <w:r>
+        <w:rPr>
+          <w:rFonts w:ascii="Arial" w:hAnsi="Arial" w:eastAsia="Malgun Gothic" w:cs="Malgun Gothic"/>
+          <w:color w:val="000000"/>
+          <w:sz w:val="22"/>
+          <w:lang w:eastAsia="ko-KR"/>
+        </w:rPr>
+        <w:t xml:space="preserve"> 확장(</w:t>
+      </w:r>
+      <w:r>
+        <w:rPr>
+          <w:rFonts w:ascii="Menlo" w:hAnsi="Menlo" w:eastAsia="Menlo" w:cs="Menlo"/>
+          <w:color w:val="000000"/>
+          <w:sz w:val="21"/>
+          <w:lang w:eastAsia="ko-KR"/>
+        </w:rPr>
+        <w:t>CREATE EXTENSION</w:t>
+      </w:r>
+      <w:r>
+        <w:rPr>
+          <w:rFonts w:ascii="Arial" w:hAnsi="Arial" w:eastAsia="Malgun Gothic" w:cs="Malgun Gothic"/>
+          <w:color w:val="000000"/>
+          <w:sz w:val="22"/>
+          <w:lang w:eastAsia="ko-KR"/>
+        </w:rPr>
+        <w:t>)은 DB 권한이 필요하다 — 운영 배포 절차(§21.7)에서 확인할 것. ⑥ Monaco/Shiki 번들은 지연 로딩되지만(메인 번들 제외) TypeScript worker가 약 7 MB로 크다 — 필요 시 언어 서비스를 줄인다.</w:t>
+      </w:r>
+    </w:p>
+    <w:p>
+      <w:pPr>
         <w:pStyle w:val="Heading2"/>
         <w:keepNext/>
       </w:pPr>

--- a/docs-word/13-개발_로드맵_완료기준서.docx
+++ b/docs-word/13-개발_로드맵_완료기준서.docx
@@ -1662,6 +1662,222 @@
     </w:p>
     <w:p>
       <w:pPr>
+        <w:pStyle w:val="ListBullet"/>
+      </w:pPr>
+      <w:r>
+        <w:rPr>
+          <w:rFonts w:ascii="Arial" w:hAnsi="Arial" w:eastAsia="Malgun Gothic" w:cs="Malgun Gothic"/>
+          <w:b/>
+          <w:color w:val="000000"/>
+          <w:sz w:val="22"/>
+          <w:lang w:eastAsia="ko-KR"/>
+        </w:rPr>
+        <w:t>구현 결과(v1.7):</w:t>
+      </w:r>
+      <w:r>
+        <w:rPr>
+          <w:rFonts w:ascii="Arial" w:hAnsi="Arial" w:eastAsia="Malgun Gothic" w:cs="Malgun Gothic"/>
+          <w:color w:val="000000"/>
+          <w:sz w:val="22"/>
+          <w:lang w:eastAsia="ko-KR"/>
+        </w:rPr>
+        <w:t xml:space="preserve"> 범위를 구현했고 통과한다 — 백엔드 통합 테스트(시스템 13종 seed와 허용 조합, 양쪽 상세의 outgoing/backlink, self·중복·타입·교차 Workspace·휴지통 거부, 대칭 canonical 저장과 반대 방향 재요청 409, 동시 동일 요청 시 정확히 1건 생성, 수정·삭제·활동 로그, Picker 후보(허용 타입·기존 연결 제외·와일드카드), BFS depth와 최소 depth, cycle 종료, 노드 상한 잘림의 결정성과 확장 후보, 60개 노드·3,540 edge에서도 edge 1,500 상한, 한 Node 관계 200건 상한, 필터, Workspace Graph pagination, DB 제약 최종 방어), Playwright E2E(Snippet↔Concept 연결·backlink·타입 변경·삭제, 그래프 depth·필터의 URL 유지, 노드 클릭 drawer, 키보드로 쓰는 목록 대안, cycle, 보관 항목 포함 여부).</w:t>
+      </w:r>
+    </w:p>
+    <w:p>
+      <w:pPr>
+        <w:pStyle w:val="ListBullet"/>
+      </w:pPr>
+      <w:r>
+        <w:rPr>
+          <w:rFonts w:ascii="Arial" w:hAnsi="Arial" w:eastAsia="Malgun Gothic" w:cs="Malgun Gothic"/>
+          <w:b/>
+          <w:color w:val="000000"/>
+          <w:sz w:val="22"/>
+          <w:lang w:eastAsia="ko-KR"/>
+        </w:rPr>
+        <w:t>구현·검증 중 발견해 수정한 결함:</w:t>
+      </w:r>
+      <w:r>
+        <w:rPr>
+          <w:rFonts w:ascii="Arial" w:hAnsi="Arial" w:eastAsia="Malgun Gothic" w:cs="Malgun Gothic"/>
+          <w:color w:val="000000"/>
+          <w:sz w:val="22"/>
+          <w:lang w:eastAsia="ko-KR"/>
+        </w:rPr>
+        <w:t xml:space="preserve"> ① 관계를 바꿔도 Relation Picker의 후보 캐시가 무효화되지 않아 이미 연결한 항목이 후보에 남던 문제(관계 변경 시 후보 캐시도 함께 무효화), ② 사용자 입력의 </w:t>
+      </w:r>
+      <w:r>
+        <w:rPr>
+          <w:rFonts w:ascii="Menlo" w:hAnsi="Menlo" w:eastAsia="Menlo" w:cs="Menlo"/>
+          <w:color w:val="000000"/>
+          <w:sz w:val="21"/>
+          <w:lang w:eastAsia="ko-KR"/>
+        </w:rPr>
+        <w:t>%</w:t>
+      </w:r>
+      <w:r>
+        <w:rPr>
+          <w:rFonts w:ascii="Arial" w:hAnsi="Arial" w:eastAsia="Malgun Gothic" w:cs="Malgun Gothic"/>
+          <w:color w:val="000000"/>
+          <w:sz w:val="22"/>
+          <w:lang w:eastAsia="ko-KR"/>
+        </w:rPr>
+        <w:t xml:space="preserve"> </w:t>
+      </w:r>
+      <w:r>
+        <w:rPr>
+          <w:rFonts w:ascii="Menlo" w:hAnsi="Menlo" w:eastAsia="Menlo" w:cs="Menlo"/>
+          <w:color w:val="000000"/>
+          <w:sz w:val="21"/>
+          <w:lang w:eastAsia="ko-KR"/>
+        </w:rPr>
+        <w:t>_</w:t>
+      </w:r>
+      <w:r>
+        <w:rPr>
+          <w:rFonts w:ascii="Arial" w:hAnsi="Arial" w:eastAsia="Malgun Gothic" w:cs="Malgun Gothic"/>
+          <w:color w:val="000000"/>
+          <w:sz w:val="22"/>
+          <w:lang w:eastAsia="ko-KR"/>
+        </w:rPr>
+        <w:t xml:space="preserve">를 다루는 LIKE 검색이 태그 검색과 Picker에 각각 흩어져 있던 것을 공용 </w:t>
+      </w:r>
+      <w:r>
+        <w:rPr>
+          <w:rFonts w:ascii="Menlo" w:hAnsi="Menlo" w:eastAsia="Menlo" w:cs="Menlo"/>
+          <w:color w:val="000000"/>
+          <w:sz w:val="21"/>
+          <w:lang w:eastAsia="ko-KR"/>
+        </w:rPr>
+        <w:t>LikeEscape</w:t>
+      </w:r>
+      <w:r>
+        <w:rPr>
+          <w:rFonts w:ascii="Arial" w:hAnsi="Arial" w:eastAsia="Malgun Gothic" w:cs="Malgun Gothic"/>
+          <w:color w:val="000000"/>
+          <w:sz w:val="22"/>
+          <w:lang w:eastAsia="ko-KR"/>
+        </w:rPr>
+        <w:t>로 통합하고 태그 검색에 와일드카드 회귀 테스트 추가. E2E 자체의 결함도 고쳤다: 부분 일치 로케이터, 라우터 갱신이 늦는 체크박스 검사.</w:t>
+      </w:r>
+    </w:p>
+    <w:p>
+      <w:pPr>
+        <w:pStyle w:val="ListBullet"/>
+      </w:pPr>
+      <w:r>
+        <w:rPr>
+          <w:rFonts w:ascii="Arial" w:hAnsi="Arial" w:eastAsia="Malgun Gothic" w:cs="Malgun Gothic"/>
+          <w:b/>
+          <w:color w:val="000000"/>
+          <w:sz w:val="22"/>
+          <w:lang w:eastAsia="ko-KR"/>
+        </w:rPr>
+        <w:t>이월/미정의 항목:</w:t>
+      </w:r>
+      <w:r>
+        <w:rPr>
+          <w:rFonts w:ascii="Arial" w:hAnsi="Arial" w:eastAsia="Malgun Gothic" w:cs="Malgun Gothic"/>
+          <w:color w:val="000000"/>
+          <w:sz w:val="22"/>
+          <w:lang w:eastAsia="ko-KR"/>
+        </w:rPr>
+        <w:t xml:space="preserve"> ① </w:t>
+      </w:r>
+      <w:r>
+        <w:rPr>
+          <w:rFonts w:ascii="Menlo" w:hAnsi="Menlo" w:eastAsia="Menlo" w:cs="Menlo"/>
+          <w:color w:val="000000"/>
+          <w:sz w:val="21"/>
+          <w:lang w:eastAsia="ko-KR"/>
+        </w:rPr>
+        <w:t>PUT /graph/layout</w:t>
+      </w:r>
+      <w:r>
+        <w:rPr>
+          <w:rFonts w:ascii="Arial" w:hAnsi="Arial" w:eastAsia="Malgun Gothic" w:cs="Malgun Gothic"/>
+          <w:color w:val="000000"/>
+          <w:sz w:val="22"/>
+          <w:lang w:eastAsia="ko-KR"/>
+        </w:rPr>
+        <w:t>·</w:t>
+      </w:r>
+      <w:r>
+        <w:rPr>
+          <w:rFonts w:ascii="Menlo" w:hAnsi="Menlo" w:eastAsia="Menlo" w:cs="Menlo"/>
+          <w:color w:val="000000"/>
+          <w:sz w:val="21"/>
+          <w:lang w:eastAsia="ko-KR"/>
+        </w:rPr>
+        <w:t>layout_positions</w:t>
+      </w:r>
+      <w:r>
+        <w:rPr>
+          <w:rFonts w:ascii="Arial" w:hAnsi="Arial" w:eastAsia="Malgun Gothic" w:cs="Malgun Gothic"/>
+          <w:color w:val="000000"/>
+          <w:sz w:val="22"/>
+          <w:lang w:eastAsia="ko-KR"/>
+        </w:rPr>
+        <w:t xml:space="preserve">(GRPH-06, SHOULD)와 Graph의 Project scope 필터(Phase 6). ② Workspace Graph는 첫 페이지(최근 수정 100개)만 화면에 쓰고 페이지를 넘나드는 edge는 표시되지 않는다 — 전체 구조 탐색은 focus 그래프를 쓴다. ③ 중심 Graph의 </w:t>
+      </w:r>
+      <w:r>
+        <w:rPr>
+          <w:rFonts w:ascii="Menlo" w:hAnsi="Menlo" w:eastAsia="Menlo" w:cs="Menlo"/>
+          <w:color w:val="000000"/>
+          <w:sz w:val="21"/>
+          <w:lang w:eastAsia="ko-KR"/>
+        </w:rPr>
+        <w:t>maxNodes</w:t>
+      </w:r>
+      <w:r>
+        <w:rPr>
+          <w:rFonts w:ascii="Arial" w:hAnsi="Arial" w:eastAsia="Malgun Gothic" w:cs="Malgun Gothic"/>
+          <w:color w:val="000000"/>
+          <w:sz w:val="22"/>
+          <w:lang w:eastAsia="ko-KR"/>
+        </w:rPr>
+        <w:t xml:space="preserve">는 API 파라미터이며 화면에는 노출하지 않았다(기본 200). ④ focus BFS는 recursive CTE 대신 depth당 쿼리 1회(최대 4회)인 애플리케이션 BFS다 — depth 상한을 늘리거나 경로 질의가 필요해지면 CTE로 바꾼다. ⑤ Relation Picker의 제목 검색은 부분 일치 최소 기능이며 통합 검색(Phase 5)이 대체한다. ⑥ Error/Solution/Project/Resource 화면이 없어 그 타입의 관계 링크는 </w:t>
+      </w:r>
+      <w:r>
+        <w:rPr>
+          <w:rFonts w:ascii="Menlo" w:hAnsi="Menlo" w:eastAsia="Menlo" w:cs="Menlo"/>
+          <w:color w:val="000000"/>
+          <w:sz w:val="21"/>
+          <w:lang w:eastAsia="ko-KR"/>
+        </w:rPr>
+        <w:t>/nodes/{id}</w:t>
+      </w:r>
+      <w:r>
+        <w:rPr>
+          <w:rFonts w:ascii="Arial" w:hAnsi="Arial" w:eastAsia="Malgun Gothic" w:cs="Malgun Gothic"/>
+          <w:color w:val="000000"/>
+          <w:sz w:val="22"/>
+          <w:lang w:eastAsia="ko-KR"/>
+        </w:rPr>
+        <w:t xml:space="preserve"> 상세로 연결된다(Phase 6). ⑦ 그래프 접근성은 목록 대안과 노드 focus/</w:t>
+      </w:r>
+      <w:r>
+        <w:rPr>
+          <w:rFonts w:ascii="Menlo" w:hAnsi="Menlo" w:eastAsia="Menlo" w:cs="Menlo"/>
+          <w:color w:val="000000"/>
+          <w:sz w:val="21"/>
+          <w:lang w:eastAsia="ko-KR"/>
+        </w:rPr>
+        <w:t>aria-label</w:t>
+      </w:r>
+      <w:r>
+        <w:rPr>
+          <w:rFonts w:ascii="Arial" w:hAnsi="Arial" w:eastAsia="Malgun Gothic" w:cs="Malgun Gothic"/>
+          <w:color w:val="000000"/>
+          <w:sz w:val="22"/>
+          <w:lang w:eastAsia="ko-KR"/>
+        </w:rPr>
+        <w:t>까지이며, 스크린리더 실사용 검증은 하지 않았다.</w:t>
+      </w:r>
+    </w:p>
+    <w:p>
+      <w:pPr>
         <w:pStyle w:val="Heading2"/>
         <w:keepNext/>
       </w:pPr>

--- a/docs-word/13-개발_로드맵_완료기준서.docx
+++ b/docs-word/13-개발_로드맵_완료기준서.docx
@@ -1971,6 +1971,222 @@
     </w:p>
     <w:p>
       <w:pPr>
+        <w:pStyle w:val="ListBullet"/>
+      </w:pPr>
+      <w:r>
+        <w:rPr>
+          <w:rFonts w:ascii="Arial" w:hAnsi="Arial" w:eastAsia="Malgun Gothic" w:cs="Malgun Gothic"/>
+          <w:b/>
+          <w:color w:val="000000"/>
+          <w:sz w:val="22"/>
+          <w:lang w:eastAsia="ko-KR"/>
+        </w:rPr>
+        <w:t>구현 결과(v1.8):</w:t>
+      </w:r>
+      <w:r>
+        <w:rPr>
+          <w:rFonts w:ascii="Arial" w:hAnsi="Arial" w:eastAsia="Malgun Gothic" w:cs="Malgun Gothic"/>
+          <w:color w:val="000000"/>
+          <w:sz w:val="22"/>
+          <w:lang w:eastAsia="ko-KR"/>
+        </w:rPr>
+        <w:t xml:space="preserve"> 범위를 구현했고 통과한다 — 백엔드 통합 테스트 17개(대표 20개 query의 상위 결과 fixture, 제목 exact 우선, 즐겨찾기 tie-break, 한국어 제목 부분 일치·본문 토큰 일치와 한계, 2자 미만·자모·길이 검증, 악성 입력·와일드카드·SQL 인젝션, Workspace 격리(0건 안내에도 누출 없음), 타입·언어·framework·태그·보관 필터, Snippet 현재 버전만 검색, cursor 전 페이지 순회 일치와 동점 id 순서, 구조화 highlight(HTML 원문 보존)·발췌 줄임표, 1 MB 본문 저장, 0건 fallback 세 단계, 쿼리 플랜의 인덱스 사용 가능성, 지표에 검색어 없음), Playwright E2E 5개(</w:t>
+      </w:r>
+      <w:r>
+        <w:rPr>
+          <w:rFonts w:ascii="Menlo" w:hAnsi="Menlo" w:eastAsia="Menlo" w:cs="Menlo"/>
+          <w:color w:val="000000"/>
+          <w:sz w:val="21"/>
+          <w:lang w:eastAsia="ko-KR"/>
+        </w:rPr>
+        <w:t>/</w:t>
+      </w:r>
+      <w:r>
+        <w:rPr>
+          <w:rFonts w:ascii="Arial" w:hAnsi="Arial" w:eastAsia="Malgun Gothic" w:cs="Malgun Gothic"/>
+          <w:color w:val="000000"/>
+          <w:sz w:val="22"/>
+          <w:lang w:eastAsia="ko-KR"/>
+        </w:rPr>
+        <w:t xml:space="preserve"> 단축키와 전역 검색, 일치 필드·하이라이트, 키보드만으로 결과 이동·열기, 2자 미만 입력은 서버 호출 없이 최근 항목, 필터의 URL 유지·0건 안내·더 보기·유사 결과, 위험한 코드의 비실행).</w:t>
+      </w:r>
+    </w:p>
+    <w:p>
+      <w:pPr>
+        <w:pStyle w:val="ListBullet"/>
+      </w:pPr>
+      <w:r>
+        <w:rPr>
+          <w:rFonts w:ascii="Arial" w:hAnsi="Arial" w:eastAsia="Malgun Gothic" w:cs="Malgun Gothic"/>
+          <w:b/>
+          <w:color w:val="000000"/>
+          <w:sz w:val="22"/>
+          <w:lang w:eastAsia="ko-KR"/>
+        </w:rPr>
+        <w:t>구현·검증 중 발견해 수정한 결함:</w:t>
+      </w:r>
+      <w:r>
+        <w:rPr>
+          <w:rFonts w:ascii="Arial" w:hAnsi="Arial" w:eastAsia="Malgun Gothic" w:cs="Malgun Gothic"/>
+          <w:color w:val="000000"/>
+          <w:sz w:val="22"/>
+          <w:lang w:eastAsia="ko-KR"/>
+        </w:rPr>
+        <w:t xml:space="preserve"> ① 정확 제목 일치(+100)가 약한 일치의 합에 밀려 코드에 같은 단어가 든 Snippet이 위로 올라오던 랭킹 문제(→ 300), ② </w:t>
+      </w:r>
+      <w:r>
+        <w:rPr>
+          <w:rFonts w:ascii="Menlo" w:hAnsi="Menlo" w:eastAsia="Menlo" w:cs="Menlo"/>
+          <w:color w:val="000000"/>
+          <w:sz w:val="21"/>
+          <w:lang w:eastAsia="ko-KR"/>
+        </w:rPr>
+        <w:t>score_key</w:t>
+      </w:r>
+      <w:r>
+        <w:rPr>
+          <w:rFonts w:ascii="Arial" w:hAnsi="Arial" w:eastAsia="Malgun Gothic" w:cs="Malgun Gothic"/>
+          <w:color w:val="000000"/>
+          <w:sz w:val="22"/>
+          <w:lang w:eastAsia="ko-KR"/>
+        </w:rPr>
+        <w:t>가 같은 SELECT의 별칭이라 cursor 조건에서 참조할 수 없던 쿼리 구조(→ 한 겹 더 감쌈).</w:t>
+      </w:r>
+    </w:p>
+    <w:p>
+      <w:pPr>
+        <w:pStyle w:val="ListBullet"/>
+      </w:pPr>
+      <w:r>
+        <w:rPr>
+          <w:rFonts w:ascii="Arial" w:hAnsi="Arial" w:eastAsia="Malgun Gothic" w:cs="Malgun Gothic"/>
+          <w:b/>
+          <w:color w:val="000000"/>
+          <w:sz w:val="22"/>
+          <w:lang w:eastAsia="ko-KR"/>
+        </w:rPr>
+        <w:t>이월/미정의 항목:</w:t>
+      </w:r>
+      <w:r>
+        <w:rPr>
+          <w:rFonts w:ascii="Arial" w:hAnsi="Arial" w:eastAsia="Malgun Gothic" w:cs="Malgun Gothic"/>
+          <w:color w:val="000000"/>
+          <w:sz w:val="22"/>
+          <w:lang w:eastAsia="ko-KR"/>
+        </w:rPr>
+        <w:t xml:space="preserve"> ① </w:t>
+      </w:r>
+      <w:r>
+        <w:rPr>
+          <w:rFonts w:ascii="Menlo" w:hAnsi="Menlo" w:eastAsia="Menlo" w:cs="Menlo"/>
+          <w:color w:val="000000"/>
+          <w:sz w:val="21"/>
+          <w:lang w:eastAsia="ko-KR"/>
+        </w:rPr>
+        <w:t>scope=snippetHistory</w:t>
+      </w:r>
+      <w:r>
+        <w:rPr>
+          <w:rFonts w:ascii="Arial" w:hAnsi="Arial" w:eastAsia="Malgun Gothic" w:cs="Malgun Gothic"/>
+          <w:color w:val="000000"/>
+          <w:sz w:val="22"/>
+          <w:lang w:eastAsia="ko-KR"/>
+        </w:rPr>
+        <w:t xml:space="preserve">, 검색 rate limit. ② 한국어 본문 부분 일치(위 한계). ③ 본문 100,000자 이후는 FTS 대상 아님. ④ 후보 조건의 </w:t>
+      </w:r>
+      <w:r>
+        <w:rPr>
+          <w:rFonts w:ascii="Menlo" w:hAnsi="Menlo" w:eastAsia="Menlo" w:cs="Menlo"/>
+          <w:color w:val="000000"/>
+          <w:sz w:val="21"/>
+          <w:lang w:eastAsia="ko-KR"/>
+        </w:rPr>
+        <w:t>OR</w:t>
+      </w:r>
+      <w:r>
+        <w:rPr>
+          <w:rFonts w:ascii="Arial" w:hAnsi="Arial" w:eastAsia="Malgun Gothic" w:cs="Malgun Gothic"/>
+          <w:color w:val="000000"/>
+          <w:sz w:val="22"/>
+          <w:lang w:eastAsia="ko-KR"/>
+        </w:rPr>
+        <w:t xml:space="preserve"> 결합으로 인한 인덱스 푸시다운 한계(규모가 커지면 </w:t>
+      </w:r>
+      <w:r>
+        <w:rPr>
+          <w:rFonts w:ascii="Menlo" w:hAnsi="Menlo" w:eastAsia="Menlo" w:cs="Menlo"/>
+          <w:color w:val="000000"/>
+          <w:sz w:val="21"/>
+          <w:lang w:eastAsia="ko-KR"/>
+        </w:rPr>
+        <w:t>UNION ALL</w:t>
+      </w:r>
+      <w:r>
+        <w:rPr>
+          <w:rFonts w:ascii="Arial" w:hAnsi="Arial" w:eastAsia="Malgun Gothic" w:cs="Malgun Gothic"/>
+          <w:color w:val="000000"/>
+          <w:sz w:val="22"/>
+          <w:lang w:eastAsia="ko-KR"/>
+        </w:rPr>
+        <w:t xml:space="preserve">). ⑤ </w:t>
+      </w:r>
+      <w:r>
+        <w:rPr>
+          <w:rFonts w:ascii="Menlo" w:hAnsi="Menlo" w:eastAsia="Menlo" w:cs="Menlo"/>
+          <w:color w:val="000000"/>
+          <w:sz w:val="21"/>
+          <w:lang w:eastAsia="ko-KR"/>
+        </w:rPr>
+        <w:t>query plan</w:t>
+      </w:r>
+      <w:r>
+        <w:rPr>
+          <w:rFonts w:ascii="Arial" w:hAnsi="Arial" w:eastAsia="Malgun Gothic" w:cs="Malgun Gothic"/>
+          <w:color w:val="000000"/>
+          <w:sz w:val="22"/>
+          <w:lang w:eastAsia="ko-KR"/>
+        </w:rPr>
+        <w:t xml:space="preserve">은 데이터가 적어 planner가 순차 스캔을 고르므로 실제 인덱스 사용은 </w:t>
+      </w:r>
+      <w:r>
+        <w:rPr>
+          <w:rFonts w:ascii="Menlo" w:hAnsi="Menlo" w:eastAsia="Menlo" w:cs="Menlo"/>
+          <w:color w:val="000000"/>
+          <w:sz w:val="21"/>
+          <w:lang w:eastAsia="ko-KR"/>
+        </w:rPr>
+        <w:t>enable_seqscan=off</w:t>
+      </w:r>
+      <w:r>
+        <w:rPr>
+          <w:rFonts w:ascii="Arial" w:hAnsi="Arial" w:eastAsia="Malgun Gothic" w:cs="Malgun Gothic"/>
+          <w:color w:val="000000"/>
+          <w:sz w:val="22"/>
+          <w:lang w:eastAsia="ko-KR"/>
+        </w:rPr>
+        <w:t xml:space="preserve">로 가능성만 확인했다 — 대용량 데이터의 </w:t>
+      </w:r>
+      <w:r>
+        <w:rPr>
+          <w:rFonts w:ascii="Menlo" w:hAnsi="Menlo" w:eastAsia="Menlo" w:cs="Menlo"/>
+          <w:color w:val="000000"/>
+          <w:sz w:val="21"/>
+          <w:lang w:eastAsia="ko-KR"/>
+        </w:rPr>
+        <w:t>EXPLAIN ANALYZE</w:t>
+      </w:r>
+      <w:r>
+        <w:rPr>
+          <w:rFonts w:ascii="Arial" w:hAnsi="Arial" w:eastAsia="Malgun Gothic" w:cs="Malgun Gothic"/>
+          <w:color w:val="000000"/>
+          <w:sz w:val="22"/>
+          <w:lang w:eastAsia="ko-KR"/>
+        </w:rPr>
+        <w:t xml:space="preserve"> 스냅샷은 운영 데이터가 생긴 뒤 측정한다. ⑥ Error/Solution/Project 전용 필드(error message, solution body 등)는 해당 타입을 만드는 Phase 6에서 검색 대상에 추가한다.</w:t>
+      </w:r>
+    </w:p>
+    <w:p>
+      <w:pPr>
         <w:pStyle w:val="Heading2"/>
         <w:keepNext/>
       </w:pPr>

--- a/docs-word/13-개발_로드맵_완료기준서.docx
+++ b/docs-word/13-개발_로드맵_완료기준서.docx
@@ -2280,6 +2280,316 @@
     </w:p>
     <w:p>
       <w:pPr>
+        <w:pStyle w:val="ListBullet"/>
+      </w:pPr>
+      <w:r>
+        <w:rPr>
+          <w:rFonts w:ascii="Arial" w:hAnsi="Arial" w:eastAsia="Malgun Gothic" w:cs="Malgun Gothic"/>
+          <w:b/>
+          <w:color w:val="000000"/>
+          <w:sz w:val="22"/>
+          <w:lang w:eastAsia="ko-KR"/>
+        </w:rPr>
+        <w:t>구현 결과(v1.9):</w:t>
+      </w:r>
+      <w:r>
+        <w:rPr>
+          <w:rFonts w:ascii="Arial" w:hAnsi="Arial" w:eastAsia="Malgun Gothic" w:cs="Malgun Gothic"/>
+          <w:color w:val="000000"/>
+          <w:sz w:val="22"/>
+          <w:lang w:eastAsia="ko-KR"/>
+        </w:rPr>
+        <w:t xml:space="preserve"> 범위를 구현했고 통과한다. 백엔드 통합 테스트 16개(Error 생애주기·낙관적 락·공통 endpoint, 검증(크기·NUL·공백), </w:t>
+      </w:r>
+      <w:r>
+        <w:rPr>
+          <w:rFonts w:ascii="Arial" w:hAnsi="Arial" w:eastAsia="Malgun Gothic" w:cs="Malgun Gothic"/>
+          <w:b/>
+          <w:color w:val="000000"/>
+          <w:sz w:val="22"/>
+          <w:lang w:eastAsia="ko-KR"/>
+        </w:rPr>
+        <w:t>상태 머신 전 경로와 미해결 경고</w:t>
+      </w:r>
+      <w:r>
+        <w:rPr>
+          <w:rFonts w:ascii="Arial" w:hAnsi="Arial" w:eastAsia="Malgun Gothic" w:cs="Malgun Gothic"/>
+          <w:color w:val="000000"/>
+          <w:sz w:val="22"/>
+          <w:lang w:eastAsia="ko-KR"/>
+        </w:rPr>
+        <w:t xml:space="preserve">, </w:t>
+      </w:r>
+      <w:r>
+        <w:rPr>
+          <w:rFonts w:ascii="Menlo" w:hAnsi="Menlo" w:eastAsia="Menlo" w:cs="Menlo"/>
+          <w:color w:val="000000"/>
+          <w:sz w:val="21"/>
+          <w:lang w:eastAsia="ko-KR"/>
+        </w:rPr>
+        <w:t>resolvedAt</w:t>
+      </w:r>
+      <w:r>
+        <w:rPr>
+          <w:rFonts w:ascii="Arial" w:hAnsi="Arial" w:eastAsia="Malgun Gothic" w:cs="Malgun Gothic"/>
+          <w:color w:val="000000"/>
+          <w:sz w:val="22"/>
+          <w:lang w:eastAsia="ko-KR"/>
+        </w:rPr>
+        <w:t xml:space="preserve"> 규칙, 휴지통·다른 Workspace 거부, </w:t>
+      </w:r>
+      <w:r>
+        <w:rPr>
+          <w:rFonts w:ascii="Arial" w:hAnsi="Arial" w:eastAsia="Malgun Gothic" w:cs="Malgun Gothic"/>
+          <w:b/>
+          <w:color w:val="000000"/>
+          <w:sz w:val="22"/>
+          <w:lang w:eastAsia="ko-KR"/>
+        </w:rPr>
+        <w:t>Solution+관계 원자성</w:t>
+      </w:r>
+      <w:r>
+        <w:rPr>
+          <w:rFonts w:ascii="Arial" w:hAnsi="Arial" w:eastAsia="Malgun Gothic" w:cs="Malgun Gothic"/>
+          <w:color w:val="000000"/>
+          <w:sz w:val="22"/>
+          <w:lang w:eastAsia="ko-KR"/>
+        </w:rPr>
+        <w:t xml:space="preserve">, 필터·체인 개수, Project 검증(기간·위험 URL·날짜 지우기)·목록·그래프, Resource URL 검증·정규화·중복 경고·Workspace 격리, 체인 관계의 허용/금지 방향, Library 범위, 서브타입 정합성 SQL과 DB CHECK, </w:t>
+      </w:r>
+      <w:r>
+        <w:rPr>
+          <w:rFonts w:ascii="Arial" w:hAnsi="Arial" w:eastAsia="Malgun Gothic" w:cs="Malgun Gothic"/>
+          <w:b/>
+          <w:color w:val="000000"/>
+          <w:sz w:val="22"/>
+          <w:lang w:eastAsia="ko-KR"/>
+        </w:rPr>
+        <w:t>§27.1 전체 workflow의 API 버전</w:t>
+      </w:r>
+      <w:r>
+        <w:rPr>
+          <w:rFonts w:ascii="Arial" w:hAnsi="Arial" w:eastAsia="Malgun Gothic" w:cs="Malgun Gothic"/>
+          <w:color w:val="000000"/>
+          <w:sz w:val="22"/>
+          <w:lang w:eastAsia="ko-KR"/>
+        </w:rPr>
+        <w:t xml:space="preserve">, 새 서브타입 검색)와 </w:t>
+      </w:r>
+      <w:r>
+        <w:rPr>
+          <w:rFonts w:ascii="Menlo" w:hAnsi="Menlo" w:eastAsia="Menlo" w:cs="Menlo"/>
+          <w:color w:val="000000"/>
+          <w:sz w:val="21"/>
+          <w:lang w:eastAsia="ko-KR"/>
+        </w:rPr>
+        <w:t>UrlNormalizer</w:t>
+      </w:r>
+      <w:r>
+        <w:rPr>
+          <w:rFonts w:ascii="Arial" w:hAnsi="Arial" w:eastAsia="Malgun Gothic" w:cs="Malgun Gothic"/>
+          <w:color w:val="000000"/>
+          <w:sz w:val="22"/>
+          <w:lang w:eastAsia="ko-KR"/>
+        </w:rPr>
+        <w:t xml:space="preserve"> 단위 테스트 6개, Playwright E2E 5개 — </w:t>
+      </w:r>
+      <w:r>
+        <w:rPr>
+          <w:rFonts w:ascii="Arial" w:hAnsi="Arial" w:eastAsia="Malgun Gothic" w:cs="Malgun Gothic"/>
+          <w:b/>
+          <w:color w:val="000000"/>
+          <w:sz w:val="22"/>
+          <w:lang w:eastAsia="ko-KR"/>
+        </w:rPr>
+        <w:t>신규 계정으로 화면만 따라 §27.1의 1~13단계를 수행하는 시나리오</w:t>
+      </w:r>
+      <w:r>
+        <w:rPr>
+          <w:rFonts w:ascii="Arial" w:hAnsi="Arial" w:eastAsia="Malgun Gothic" w:cs="Malgun Gothic"/>
+          <w:color w:val="000000"/>
+          <w:sz w:val="22"/>
+          <w:lang w:eastAsia="ko-KR"/>
+        </w:rPr>
+        <w:t>(가입 → Concept·관계 → Snippet → Error → 원인 연결 → Solution(생성과 동시에 해결 연결) → 구현 Snippet → Project 연결 → Project 탭·그래프(방향·inverse label) → 해결됨(경고 없음) → 전역 검색으로 Error·코드 symbol → 복사·사용 횟수)와 상태 경고, Problems 필터·체인 미리보기·대시보드, Resource 위험 URL·중복·외부 링크 속성, Project 폼 검증.</w:t>
+      </w:r>
+    </w:p>
+    <w:p>
+      <w:pPr>
+        <w:pStyle w:val="ListBullet"/>
+      </w:pPr>
+      <w:r>
+        <w:rPr>
+          <w:rFonts w:ascii="Arial" w:hAnsi="Arial" w:eastAsia="Malgun Gothic" w:cs="Malgun Gothic"/>
+          <w:b/>
+          <w:color w:val="000000"/>
+          <w:sz w:val="22"/>
+          <w:lang w:eastAsia="ko-KR"/>
+        </w:rPr>
+        <w:t>구현·검증 중 발견해 수정한 결함:</w:t>
+      </w:r>
+      <w:r>
+        <w:rPr>
+          <w:rFonts w:ascii="Arial" w:hAnsi="Arial" w:eastAsia="Malgun Gothic" w:cs="Malgun Gothic"/>
+          <w:color w:val="000000"/>
+          <w:sz w:val="22"/>
+          <w:lang w:eastAsia="ko-KR"/>
+        </w:rPr>
+        <w:t xml:space="preserve"> ① </w:t>
+      </w:r>
+      <w:r>
+        <w:rPr>
+          <w:rFonts w:ascii="Menlo" w:hAnsi="Menlo" w:eastAsia="Menlo" w:cs="Menlo"/>
+          <w:color w:val="000000"/>
+          <w:sz w:val="21"/>
+          <w:lang w:eastAsia="ko-KR"/>
+        </w:rPr>
+        <w:t>ProjectController</w:t>
+      </w:r>
+      <w:r>
+        <w:rPr>
+          <w:rFonts w:ascii="Arial" w:hAnsi="Arial" w:eastAsia="Malgun Gothic" w:cs="Malgun Gothic"/>
+          <w:color w:val="000000"/>
+          <w:sz w:val="22"/>
+          <w:lang w:eastAsia="ko-KR"/>
+        </w:rPr>
+        <w:t xml:space="preserve">의 </w:t>
+      </w:r>
+      <w:r>
+        <w:rPr>
+          <w:rFonts w:ascii="Menlo" w:hAnsi="Menlo" w:eastAsia="Menlo" w:cs="Menlo"/>
+          <w:color w:val="000000"/>
+          <w:sz w:val="21"/>
+          <w:lang w:eastAsia="ko-KR"/>
+        </w:rPr>
+        <w:t>boolean clearStartedOn/clearEndedOn</w:t>
+      </w:r>
+      <w:r>
+        <w:rPr>
+          <w:rFonts w:ascii="Arial" w:hAnsi="Arial" w:eastAsia="Malgun Gothic" w:cs="Malgun Gothic"/>
+          <w:color w:val="000000"/>
+          <w:sz w:val="22"/>
+          <w:lang w:eastAsia="ko-KR"/>
+        </w:rPr>
+        <w:t xml:space="preserve">(기본형)이 JSON에서 생략되면 요청 전체가 </w:t>
+      </w:r>
+      <w:r>
+        <w:rPr>
+          <w:rFonts w:ascii="Menlo" w:hAnsi="Menlo" w:eastAsia="Menlo" w:cs="Menlo"/>
+          <w:color w:val="000000"/>
+          <w:sz w:val="21"/>
+          <w:lang w:eastAsia="ko-KR"/>
+        </w:rPr>
+        <w:t>400</w:t>
+      </w:r>
+      <w:r>
+        <w:rPr>
+          <w:rFonts w:ascii="Arial" w:hAnsi="Arial" w:eastAsia="Malgun Gothic" w:cs="Malgun Gothic"/>
+          <w:color w:val="000000"/>
+          <w:sz w:val="22"/>
+          <w:lang w:eastAsia="ko-KR"/>
+        </w:rPr>
+        <w:t xml:space="preserve">이 되던 것(래퍼 타입으로 변경), ② </w:t>
+      </w:r>
+      <w:r>
+        <w:rPr>
+          <w:rFonts w:ascii="Menlo" w:hAnsi="Menlo" w:eastAsia="Menlo" w:cs="Menlo"/>
+          <w:color w:val="000000"/>
+          <w:sz w:val="21"/>
+          <w:lang w:eastAsia="ko-KR"/>
+        </w:rPr>
+        <w:t>SecretScanner</w:t>
+      </w:r>
+      <w:r>
+        <w:rPr>
+          <w:rFonts w:ascii="Arial" w:hAnsi="Arial" w:eastAsia="Malgun Gothic" w:cs="Malgun Gothic"/>
+          <w:color w:val="000000"/>
+          <w:sz w:val="22"/>
+          <w:lang w:eastAsia="ko-KR"/>
+        </w:rPr>
+        <w:t>의 접속 문자열 정규식이 수량자에 상한이 없어 병적 입력(</w:t>
+      </w:r>
+      <w:r>
+        <w:rPr>
+          <w:rFonts w:ascii="Menlo" w:hAnsi="Menlo" w:eastAsia="Menlo" w:cs="Menlo"/>
+          <w:color w:val="000000"/>
+          <w:sz w:val="21"/>
+          <w:lang w:eastAsia="ko-KR"/>
+        </w:rPr>
+        <w:t>a://</w:t>
+      </w:r>
+      <w:r>
+        <w:rPr>
+          <w:rFonts w:ascii="Arial" w:hAnsi="Arial" w:eastAsia="Malgun Gothic" w:cs="Malgun Gothic"/>
+          <w:color w:val="000000"/>
+          <w:sz w:val="22"/>
+          <w:lang w:eastAsia="ko-KR"/>
+        </w:rPr>
+        <w:t xml:space="preserve"> 반복)에서 스캔이 수 초 걸리던 것(상한을 둬 약 7.7초 → 0.5초). 테스트 쪽 결함(모호한 로케이터, 잘못된 version 가정)도 고쳤다.</w:t>
+      </w:r>
+    </w:p>
+    <w:p>
+      <w:pPr>
+        <w:pStyle w:val="ListBullet"/>
+      </w:pPr>
+      <w:r>
+        <w:rPr>
+          <w:rFonts w:ascii="Arial" w:hAnsi="Arial" w:eastAsia="Malgun Gothic" w:cs="Malgun Gothic"/>
+          <w:b/>
+          <w:color w:val="000000"/>
+          <w:sz w:val="22"/>
+          <w:lang w:eastAsia="ko-KR"/>
+        </w:rPr>
+        <w:t>이월/미정의 항목:</w:t>
+      </w:r>
+      <w:r>
+        <w:rPr>
+          <w:rFonts w:ascii="Arial" w:hAnsi="Arial" w:eastAsia="Malgun Gothic" w:cs="Malgun Gothic"/>
+          <w:color w:val="000000"/>
+          <w:sz w:val="22"/>
+          <w:lang w:eastAsia="ko-KR"/>
+        </w:rPr>
+        <w:t xml:space="preserve"> ① 설계서의 "Project 상태 </w:t>
+      </w:r>
+      <w:r>
+        <w:rPr>
+          <w:rFonts w:ascii="Menlo" w:hAnsi="Menlo" w:eastAsia="Menlo" w:cs="Menlo"/>
+          <w:color w:val="000000"/>
+          <w:sz w:val="21"/>
+          <w:lang w:eastAsia="ko-KR"/>
+        </w:rPr>
+        <w:t>ARCHIVED</w:t>
+      </w:r>
+      <w:r>
+        <w:rPr>
+          <w:rFonts w:ascii="Arial" w:hAnsi="Arial" w:eastAsia="Malgun Gothic" w:cs="Malgun Gothic"/>
+          <w:color w:val="000000"/>
+          <w:sz w:val="22"/>
+          <w:lang w:eastAsia="ko-KR"/>
+        </w:rPr>
+        <w:t>"와 Node 보관의 중복(위 참고). ② Error/Solution/Project/Resource의 영구 삭제·타입 변경. ③ Project scope 필터(</w:t>
+      </w:r>
+      <w:r>
+        <w:rPr>
+          <w:rFonts w:ascii="Menlo" w:hAnsi="Menlo" w:eastAsia="Menlo" w:cs="Menlo"/>
+          <w:color w:val="000000"/>
+          <w:sz w:val="21"/>
+          <w:lang w:eastAsia="ko-KR"/>
+        </w:rPr>
+        <w:t>/graph/workspace</w:t>
+      </w:r>
+      <w:r>
+        <w:rPr>
+          <w:rFonts w:ascii="Arial" w:hAnsi="Arial" w:eastAsia="Malgun Gothic" w:cs="Malgun Gothic"/>
+          <w:color w:val="000000"/>
+          <w:sz w:val="22"/>
+          <w:lang w:eastAsia="ko-KR"/>
+        </w:rPr>
+        <w:t>)와 Project 목록의 Export. ④ 한 화면에서 Solution의 구현 Snippet까지 이어 보여 주는 "체인 미리보기"는 목록에서 개수만 보여 준다. ⑤ Export 단계(§27.1의 14번)는 Phase 7. ⑥ 이 테스트들은 신규 계정 흐름을 검증하지만, 사용자가 겪는 실제 소요 시간·막히는 지점은 사용자 테스트로 확인해야 한다(§5.2 지표).</w:t>
+      </w:r>
+    </w:p>
+    <w:p>
+      <w:pPr>
         <w:pStyle w:val="Heading2"/>
         <w:keepNext/>
       </w:pPr>

--- a/docs-word/13-개발_로드맵_완료기준서.docx
+++ b/docs-word/13-개발_로드맵_완료기준서.docx
@@ -1474,7 +1474,7 @@
           <w:sz w:val="22"/>
           <w:lang w:eastAsia="ko-KR"/>
         </w:rPr>
-        <w:t xml:space="preserve"> ① refresh 응답 유실 시 family 폐기(§17.2 미결 결정). ② diff endpoint(SNP-07), Snippet의 </w:t>
+        <w:t xml:space="preserve"> ① (해결됨 — v2.0에서 10초 유예 구현). ② diff endpoint(SNP-07), Snippet의 </w:t>
       </w:r>
       <w:r>
         <w:rPr>
@@ -2715,6 +2715,687 @@
           <w:lang w:eastAsia="ko-KR"/>
         </w:rPr>
         <w:t>완료 조건: 운영 runbook, 실제 restore rehearsal, security checklist, NFR 측정 보고서가 있다.</w:t>
+      </w:r>
+    </w:p>
+    <w:p>
+      <w:pPr>
+        <w:pStyle w:val="Heading3"/>
+        <w:keepNext/>
+      </w:pPr>
+      <w:r>
+        <w:t>Phase 7 구현 결과 v2 0</w:t>
+      </w:r>
+    </w:p>
+    <w:p>
+      <w:r>
+        <w:rPr>
+          <w:rFonts w:ascii="Arial" w:hAnsi="Arial" w:eastAsia="Malgun Gothic" w:cs="Malgun Gothic"/>
+          <w:b/>
+          <w:color w:val="000000"/>
+          <w:sz w:val="22"/>
+          <w:lang w:eastAsia="ko-KR"/>
+        </w:rPr>
+        <w:t>구현·검증됨</w:t>
+      </w:r>
+    </w:p>
+    <w:p>
+      <w:pPr>
+        <w:pStyle w:val="ListBullet"/>
+      </w:pPr>
+      <w:r>
+        <w:rPr>
+          <w:rFonts w:ascii="Arial" w:hAnsi="Arial" w:eastAsia="Malgun Gothic" w:cs="Malgun Gothic"/>
+          <w:color w:val="000000"/>
+          <w:sz w:val="22"/>
+          <w:lang w:eastAsia="ko-KR"/>
+        </w:rPr>
+        <w:t>Backend: 재인증 토큰(세션 귀속·일회성·원자적 소비)과 비밀번호 변경, 관리자 CLI 강제 초기화(</w:t>
+      </w:r>
+      <w:r>
+        <w:rPr>
+          <w:rFonts w:ascii="Menlo" w:hAnsi="Menlo" w:eastAsia="Menlo" w:cs="Menlo"/>
+          <w:color w:val="000000"/>
+          <w:sz w:val="21"/>
+          <w:lang w:eastAsia="ko-KR"/>
+        </w:rPr>
+        <w:t>--spring.main.web-application-type=none --admin.command=force-password-reset --admin.email=…</w:t>
+      </w:r>
+      <w:r>
+        <w:rPr>
+          <w:rFonts w:ascii="Arial" w:hAnsi="Arial" w:eastAsia="Malgun Gothic" w:cs="Malgun Gothic"/>
+          <w:color w:val="000000"/>
+          <w:sz w:val="22"/>
+          <w:lang w:eastAsia="ko-KR"/>
+        </w:rPr>
+        <w:t xml:space="preserve">, 임시 비밀번호는 표준 출력에만 한 번), 계정 제한 상태 필터, 계정 탈퇴/취소/정리, Node 영구 삭제와 휴지통 30일 정리, 보존 배치(activity 180일·audit 365일·재인증 토큰), rate limit, 보안 응답 헤더, 요청 로그(구조화 JSON)·health 그룹·지표, </w:t>
+      </w:r>
+      <w:r>
+        <w:rPr>
+          <w:rFonts w:ascii="Menlo" w:hAnsi="Menlo" w:eastAsia="Menlo" w:cs="Menlo"/>
+          <w:color w:val="000000"/>
+          <w:sz w:val="21"/>
+          <w:lang w:eastAsia="ko-KR"/>
+        </w:rPr>
+        <w:t>export_jobs</w:t>
+      </w:r>
+      <w:r>
+        <w:rPr>
+          <w:rFonts w:ascii="Arial" w:hAnsi="Arial" w:eastAsia="Malgun Gothic" w:cs="Malgun Gothic"/>
+          <w:color w:val="000000"/>
+          <w:sz w:val="22"/>
+          <w:lang w:eastAsia="ko-KR"/>
+        </w:rPr>
+        <w:t>(V10)와 비동기 Export 전 과정. 상세 계약은 §14.6.</w:t>
+      </w:r>
+    </w:p>
+    <w:p>
+      <w:pPr>
+        <w:pStyle w:val="ListBullet"/>
+      </w:pPr>
+      <w:r>
+        <w:rPr>
+          <w:rFonts w:ascii="Arial" w:hAnsi="Arial" w:eastAsia="Malgun Gothic" w:cs="Malgun Gothic"/>
+          <w:color w:val="000000"/>
+          <w:sz w:val="22"/>
+          <w:lang w:eastAsia="ko-KR"/>
+        </w:rPr>
+        <w:t xml:space="preserve">Frontend: </w:t>
+      </w:r>
+      <w:r>
+        <w:rPr>
+          <w:rFonts w:ascii="Menlo" w:hAnsi="Menlo" w:eastAsia="Menlo" w:cs="Menlo"/>
+          <w:color w:val="000000"/>
+          <w:sz w:val="21"/>
+          <w:lang w:eastAsia="ko-KR"/>
+        </w:rPr>
+        <w:t>/settings</w:t>
+      </w:r>
+      <w:r>
+        <w:rPr>
+          <w:rFonts w:ascii="Arial" w:hAnsi="Arial" w:eastAsia="Malgun Gothic" w:cs="Malgun Gothic"/>
+          <w:color w:val="000000"/>
+          <w:sz w:val="22"/>
+          <w:lang w:eastAsia="ko-KR"/>
+        </w:rPr>
+        <w:t xml:space="preserve">, </w:t>
+      </w:r>
+      <w:r>
+        <w:rPr>
+          <w:rFonts w:ascii="Menlo" w:hAnsi="Menlo" w:eastAsia="Menlo" w:cs="Menlo"/>
+          <w:color w:val="000000"/>
+          <w:sz w:val="21"/>
+          <w:lang w:eastAsia="ko-KR"/>
+        </w:rPr>
+        <w:t>ReauthDialog</w:t>
+      </w:r>
+      <w:r>
+        <w:rPr>
+          <w:rFonts w:ascii="Arial" w:hAnsi="Arial" w:eastAsia="Malgun Gothic" w:cs="Malgun Gothic"/>
+          <w:color w:val="000000"/>
+          <w:sz w:val="22"/>
+          <w:lang w:eastAsia="ko-KR"/>
+        </w:rPr>
+        <w:t xml:space="preserve">, 영구 삭제, 제한 계정 화면, 360px 반응형 보정, 전역 </w:t>
+      </w:r>
+      <w:r>
+        <w:rPr>
+          <w:rFonts w:ascii="Menlo" w:hAnsi="Menlo" w:eastAsia="Menlo" w:cs="Menlo"/>
+          <w:color w:val="000000"/>
+          <w:sz w:val="21"/>
+          <w:lang w:eastAsia="ko-KR"/>
+        </w:rPr>
+        <w:t>:focus-visible</w:t>
+      </w:r>
+      <w:r>
+        <w:rPr>
+          <w:rFonts w:ascii="Arial" w:hAnsi="Arial" w:eastAsia="Malgun Gothic" w:cs="Malgun Gothic"/>
+          <w:color w:val="000000"/>
+          <w:sz w:val="22"/>
+          <w:lang w:eastAsia="ko-KR"/>
+        </w:rPr>
+        <w:t>.</w:t>
+      </w:r>
+    </w:p>
+    <w:p>
+      <w:pPr>
+        <w:pStyle w:val="ListBullet"/>
+      </w:pPr>
+      <w:r>
+        <w:rPr>
+          <w:rFonts w:ascii="Arial" w:hAnsi="Arial" w:eastAsia="Malgun Gothic" w:cs="Malgun Gothic"/>
+          <w:color w:val="000000"/>
+          <w:sz w:val="22"/>
+          <w:lang w:eastAsia="ko-KR"/>
+        </w:rPr>
+        <w:t xml:space="preserve">테스트: 백엔드 133개(통합·단위)가 embedded PostgreSQL 14와 </w:t>
+      </w:r>
+      <w:r>
+        <w:rPr>
+          <w:rFonts w:ascii="Arial" w:hAnsi="Arial" w:eastAsia="Malgun Gothic" w:cs="Malgun Gothic"/>
+          <w:b/>
+          <w:color w:val="000000"/>
+          <w:sz w:val="22"/>
+          <w:lang w:eastAsia="ko-KR"/>
+        </w:rPr>
+        <w:t>Testcontainers PostgreSQL 16 양쪽에서 통과</w:t>
+      </w:r>
+      <w:r>
+        <w:rPr>
+          <w:rFonts w:ascii="Arial" w:hAnsi="Arial" w:eastAsia="Malgun Gothic" w:cs="Malgun Gothic"/>
+          <w:color w:val="000000"/>
+          <w:sz w:val="22"/>
+          <w:lang w:eastAsia="ko-KR"/>
+        </w:rPr>
+        <w:t xml:space="preserve">, Playwright 26개가 개발 서버와 </w:t>
+      </w:r>
+      <w:r>
+        <w:rPr>
+          <w:rFonts w:ascii="Arial" w:hAnsi="Arial" w:eastAsia="Malgun Gothic" w:cs="Malgun Gothic"/>
+          <w:b/>
+          <w:color w:val="000000"/>
+          <w:sz w:val="22"/>
+          <w:lang w:eastAsia="ko-KR"/>
+        </w:rPr>
+        <w:t>prod compose 스택(nginx 뒤, `prod` 프로파일)</w:t>
+      </w:r>
+      <w:r>
+        <w:rPr>
+          <w:rFonts w:ascii="Arial" w:hAnsi="Arial" w:eastAsia="Malgun Gothic" w:cs="Malgun Gothic"/>
+          <w:color w:val="000000"/>
+          <w:sz w:val="22"/>
+          <w:lang w:eastAsia="ko-KR"/>
+        </w:rPr>
+        <w:t xml:space="preserve"> 양쪽에서 통과. Phase 7 핵심 시나리오(비밀번호 변경·세션, Export 재인증→다운로드→만료, 영구 삭제, 탈퇴→로그인→취소, axe 접근성과 360px 가로 스크롤)가 포함된다. </w:t>
+      </w:r>
+      <w:r>
+        <w:rPr>
+          <w:rFonts w:ascii="Menlo" w:hAnsi="Menlo" w:eastAsia="Menlo" w:cs="Menlo"/>
+          <w:color w:val="000000"/>
+          <w:sz w:val="21"/>
+          <w:lang w:eastAsia="ko-KR"/>
+        </w:rPr>
+        <w:t>ApiAuthSweepIntegrationTest</w:t>
+      </w:r>
+      <w:r>
+        <w:rPr>
+          <w:rFonts w:ascii="Arial" w:hAnsi="Arial" w:eastAsia="Malgun Gothic" w:cs="Malgun Gothic"/>
+          <w:color w:val="000000"/>
+          <w:sz w:val="22"/>
+          <w:lang w:eastAsia="ko-KR"/>
+        </w:rPr>
+        <w:t xml:space="preserve">는 모든 </w:t>
+      </w:r>
+      <w:r>
+        <w:rPr>
+          <w:rFonts w:ascii="Menlo" w:hAnsi="Menlo" w:eastAsia="Menlo" w:cs="Menlo"/>
+          <w:color w:val="000000"/>
+          <w:sz w:val="21"/>
+          <w:lang w:eastAsia="ko-KR"/>
+        </w:rPr>
+        <w:t>/api/v1</w:t>
+      </w:r>
+      <w:r>
+        <w:rPr>
+          <w:rFonts w:ascii="Arial" w:hAnsi="Arial" w:eastAsia="Malgun Gothic" w:cs="Malgun Gothic"/>
+          <w:color w:val="000000"/>
+          <w:sz w:val="22"/>
+          <w:lang w:eastAsia="ko-KR"/>
+        </w:rPr>
+        <w:t xml:space="preserve"> 매핑이 공개 목록 외 인증을 요구함을 자동 검증한다.</w:t>
+      </w:r>
+    </w:p>
+    <w:p>
+      <w:pPr>
+        <w:pStyle w:val="ListBullet"/>
+      </w:pPr>
+      <w:r>
+        <w:rPr>
+          <w:rFonts w:ascii="Arial" w:hAnsi="Arial" w:eastAsia="Malgun Gothic" w:cs="Malgun Gothic"/>
+          <w:color w:val="000000"/>
+          <w:sz w:val="22"/>
+          <w:lang w:eastAsia="ko-KR"/>
+        </w:rPr>
+        <w:t xml:space="preserve">운영: </w:t>
+      </w:r>
+      <w:r>
+        <w:rPr>
+          <w:rFonts w:ascii="Menlo" w:hAnsi="Menlo" w:eastAsia="Menlo" w:cs="Menlo"/>
+          <w:color w:val="000000"/>
+          <w:sz w:val="21"/>
+          <w:lang w:eastAsia="ko-KR"/>
+        </w:rPr>
+        <w:t>docker-compose.prod.yml</w:t>
+      </w:r>
+      <w:r>
+        <w:rPr>
+          <w:rFonts w:ascii="Arial" w:hAnsi="Arial" w:eastAsia="Malgun Gothic" w:cs="Malgun Gothic"/>
+          <w:color w:val="000000"/>
+          <w:sz w:val="22"/>
+          <w:lang w:eastAsia="ko-KR"/>
+        </w:rPr>
+        <w:t xml:space="preserve">, </w:t>
+      </w:r>
+      <w:r>
+        <w:rPr>
+          <w:rFonts w:ascii="Menlo" w:hAnsi="Menlo" w:eastAsia="Menlo" w:cs="Menlo"/>
+          <w:color w:val="000000"/>
+          <w:sz w:val="21"/>
+          <w:lang w:eastAsia="ko-KR"/>
+        </w:rPr>
+        <w:t>scripts/backup.sh</w:t>
+      </w:r>
+      <w:r>
+        <w:rPr>
+          <w:rFonts w:ascii="Arial" w:hAnsi="Arial" w:eastAsia="Malgun Gothic" w:cs="Malgun Gothic"/>
+          <w:color w:val="000000"/>
+          <w:sz w:val="22"/>
+          <w:lang w:eastAsia="ko-KR"/>
+        </w:rPr>
+        <w:t>·</w:t>
+      </w:r>
+      <w:r>
+        <w:rPr>
+          <w:rFonts w:ascii="Menlo" w:hAnsi="Menlo" w:eastAsia="Menlo" w:cs="Menlo"/>
+          <w:color w:val="000000"/>
+          <w:sz w:val="21"/>
+          <w:lang w:eastAsia="ko-KR"/>
+        </w:rPr>
+        <w:t>restore.sh</w:t>
+      </w:r>
+      <w:r>
+        <w:rPr>
+          <w:rFonts w:ascii="Arial" w:hAnsi="Arial" w:eastAsia="Malgun Gothic" w:cs="Malgun Gothic"/>
+          <w:color w:val="000000"/>
+          <w:sz w:val="22"/>
+          <w:lang w:eastAsia="ko-KR"/>
+        </w:rPr>
+        <w:t>·</w:t>
+      </w:r>
+      <w:r>
+        <w:rPr>
+          <w:rFonts w:ascii="Menlo" w:hAnsi="Menlo" w:eastAsia="Menlo" w:cs="Menlo"/>
+          <w:color w:val="000000"/>
+          <w:sz w:val="21"/>
+          <w:lang w:eastAsia="ko-KR"/>
+        </w:rPr>
+        <w:t>restore-rehearsal.sh</w:t>
+      </w:r>
+      <w:r>
+        <w:rPr>
+          <w:rFonts w:ascii="Arial" w:hAnsi="Arial" w:eastAsia="Malgun Gothic" w:cs="Malgun Gothic"/>
+          <w:color w:val="000000"/>
+          <w:sz w:val="22"/>
+          <w:lang w:eastAsia="ko-KR"/>
+        </w:rPr>
+        <w:t xml:space="preserve">, </w:t>
+      </w:r>
+      <w:r>
+        <w:rPr>
+          <w:rFonts w:ascii="Menlo" w:hAnsi="Menlo" w:eastAsia="Menlo" w:cs="Menlo"/>
+          <w:color w:val="000000"/>
+          <w:sz w:val="21"/>
+          <w:lang w:eastAsia="ko-KR"/>
+        </w:rPr>
+        <w:t>docs/RUNBOOK.md</w:t>
+      </w:r>
+      <w:r>
+        <w:rPr>
+          <w:rFonts w:ascii="Arial" w:hAnsi="Arial" w:eastAsia="Malgun Gothic" w:cs="Malgun Gothic"/>
+          <w:color w:val="000000"/>
+          <w:sz w:val="22"/>
+          <w:lang w:eastAsia="ko-KR"/>
+        </w:rPr>
+        <w:t xml:space="preserve">, </w:t>
+      </w:r>
+      <w:r>
+        <w:rPr>
+          <w:rFonts w:ascii="Arial" w:hAnsi="Arial" w:eastAsia="Malgun Gothic" w:cs="Malgun Gothic"/>
+          <w:b/>
+          <w:color w:val="000000"/>
+          <w:sz w:val="22"/>
+          <w:lang w:eastAsia="ko-KR"/>
+        </w:rPr>
+        <w:t>실제 복원 리허설</w:t>
+      </w:r>
+      <w:r>
+        <w:rPr>
+          <w:rFonts w:ascii="Arial" w:hAnsi="Arial" w:eastAsia="Malgun Gothic" w:cs="Malgun Gothic"/>
+          <w:color w:val="000000"/>
+          <w:sz w:val="22"/>
+          <w:lang w:eastAsia="ko-KR"/>
+        </w:rPr>
+        <w:t xml:space="preserve">(103MB DB, 23개 테이블 행 수·내용 해시 일치, 복원본 로그인), </w:t>
+      </w:r>
+      <w:r>
+        <w:rPr>
+          <w:rFonts w:ascii="Menlo" w:hAnsi="Menlo" w:eastAsia="Menlo" w:cs="Menlo"/>
+          <w:color w:val="000000"/>
+          <w:sz w:val="21"/>
+          <w:lang w:eastAsia="ko-KR"/>
+        </w:rPr>
+        <w:t>docs/SECURITY_CHECKLIST.md</w:t>
+      </w:r>
+      <w:r>
+        <w:rPr>
+          <w:rFonts w:ascii="Arial" w:hAnsi="Arial" w:eastAsia="Malgun Gothic" w:cs="Malgun Gothic"/>
+          <w:color w:val="000000"/>
+          <w:sz w:val="22"/>
+          <w:lang w:eastAsia="ko-KR"/>
+        </w:rPr>
+        <w:t xml:space="preserve">, </w:t>
+      </w:r>
+      <w:r>
+        <w:rPr>
+          <w:rFonts w:ascii="Menlo" w:hAnsi="Menlo" w:eastAsia="Menlo" w:cs="Menlo"/>
+          <w:color w:val="000000"/>
+          <w:sz w:val="21"/>
+          <w:lang w:eastAsia="ko-KR"/>
+        </w:rPr>
+        <w:t>docs/NFR_REPORT.md</w:t>
+      </w:r>
+      <w:r>
+        <w:rPr>
+          <w:rFonts w:ascii="Arial" w:hAnsi="Arial" w:eastAsia="Malgun Gothic" w:cs="Malgun Gothic"/>
+          <w:color w:val="000000"/>
+          <w:sz w:val="22"/>
+          <w:lang w:eastAsia="ko-KR"/>
+        </w:rPr>
+        <w:t>(§22.1 조건 포함).</w:t>
+      </w:r>
+    </w:p>
+    <w:p>
+      <w:pPr>
+        <w:pStyle w:val="ListBullet"/>
+      </w:pPr>
+      <w:r>
+        <w:rPr>
+          <w:rFonts w:ascii="Arial" w:hAnsi="Arial" w:eastAsia="Malgun Gothic" w:cs="Malgun Gothic"/>
+          <w:color w:val="000000"/>
+          <w:sz w:val="22"/>
+          <w:lang w:eastAsia="ko-KR"/>
+        </w:rPr>
+        <w:t xml:space="preserve">NFR-01 측정(28k Node/109k Relation, 20 VU, warm, 같은 호스트): 목록 p95 174ms, 상세 178ms, 검색 509ms, focus graph 197ms — 모두 목표 이내. </w:t>
+      </w:r>
+      <w:r>
+        <w:rPr>
+          <w:rFonts w:ascii="Arial" w:hAnsi="Arial" w:eastAsia="Malgun Gothic" w:cs="Malgun Gothic"/>
+          <w:b/>
+          <w:color w:val="000000"/>
+          <w:sz w:val="22"/>
+          <w:lang w:eastAsia="ko-KR"/>
+        </w:rPr>
+        <w:t>측정 전에는 검색이 미달</w:t>
+      </w:r>
+      <w:r>
+        <w:rPr>
+          <w:rFonts w:ascii="Arial" w:hAnsi="Arial" w:eastAsia="Malgun Gothic" w:cs="Malgun Gothic"/>
+          <w:color w:val="000000"/>
+          <w:sz w:val="22"/>
+          <w:lang w:eastAsia="ko-KR"/>
+        </w:rPr>
+        <w:t>(p95 3.66s)이었고 원인(순위 함수를 FTS 비해당 후보에도 계산)을 고쳤다.</w:t>
+      </w:r>
+    </w:p>
+    <w:p>
+      <w:pPr>
+        <w:pStyle w:val="ListBullet"/>
+      </w:pPr>
+      <w:r>
+        <w:rPr>
+          <w:rFonts w:ascii="Arial" w:hAnsi="Arial" w:eastAsia="Malgun Gothic" w:cs="Malgun Gothic"/>
+          <w:color w:val="000000"/>
+          <w:sz w:val="22"/>
+          <w:lang w:eastAsia="ko-KR"/>
+        </w:rPr>
+        <w:t xml:space="preserve">보안 점검: Trivy 기준 backend 의존성·OS 패키지 CRITICAL/HIGH 0(Tomcat 11.0.26, BouncyCastle 1.86, Jackson 3.1.7/2.21.7로 상향 — Boot BOM이 관리하는 값을 </w:t>
+      </w:r>
+      <w:r>
+        <w:rPr>
+          <w:rFonts w:ascii="Menlo" w:hAnsi="Menlo" w:eastAsia="Menlo" w:cs="Menlo"/>
+          <w:color w:val="000000"/>
+          <w:sz w:val="21"/>
+          <w:lang w:eastAsia="ko-KR"/>
+        </w:rPr>
+        <w:t>build.gradle</w:t>
+      </w:r>
+      <w:r>
+        <w:rPr>
+          <w:rFonts w:ascii="Arial" w:hAnsi="Arial" w:eastAsia="Malgun Gothic" w:cs="Malgun Gothic"/>
+          <w:color w:val="000000"/>
+          <w:sz w:val="22"/>
+          <w:lang w:eastAsia="ko-KR"/>
+        </w:rPr>
+        <w:t>에서 override), 프론트 prod 의존성 critical/high 0.</w:t>
+      </w:r>
+    </w:p>
+    <w:p>
+      <w:r>
+        <w:rPr>
+          <w:rFonts w:ascii="Arial" w:hAnsi="Arial" w:eastAsia="Malgun Gothic" w:cs="Malgun Gothic"/>
+          <w:b/>
+          <w:color w:val="000000"/>
+          <w:sz w:val="22"/>
+          <w:lang w:eastAsia="ko-KR"/>
+        </w:rPr>
+        <w:t>구현 중 발견·수정한 결함</w:t>
+      </w:r>
+    </w:p>
+    <w:p>
+      <w:pPr>
+        <w:pStyle w:val="ListBullet"/>
+      </w:pPr>
+      <w:r>
+        <w:rPr>
+          <w:rFonts w:ascii="Arial" w:hAnsi="Arial" w:eastAsia="Malgun Gothic" w:cs="Malgun Gothic"/>
+          <w:color w:val="000000"/>
+          <w:sz w:val="22"/>
+          <w:lang w:eastAsia="ko-KR"/>
+        </w:rPr>
+        <w:t xml:space="preserve">제한 세션이 </w:t>
+      </w:r>
+      <w:r>
+        <w:rPr>
+          <w:rFonts w:ascii="Menlo" w:hAnsi="Menlo" w:eastAsia="Menlo" w:cs="Menlo"/>
+          <w:color w:val="000000"/>
+          <w:sz w:val="21"/>
+          <w:lang w:eastAsia="ko-KR"/>
+        </w:rPr>
+        <w:t>POST /auth/refresh</w:t>
+      </w:r>
+      <w:r>
+        <w:rPr>
+          <w:rFonts w:ascii="Arial" w:hAnsi="Arial" w:eastAsia="Malgun Gothic" w:cs="Malgun Gothic"/>
+          <w:color w:val="000000"/>
+          <w:sz w:val="22"/>
+          <w:lang w:eastAsia="ko-KR"/>
+        </w:rPr>
+        <w:t>로 제한을 풀지 못함(화이트리스트에 없었음) → §17.2.3에 명시·수정, 통합 테스트의 refresh 헬퍼가 브라우저처럼 Bearer를 함께 보내도록 바꿈.</w:t>
+      </w:r>
+    </w:p>
+    <w:p>
+      <w:pPr>
+        <w:pStyle w:val="ListBullet"/>
+      </w:pPr>
+      <w:r>
+        <w:rPr>
+          <w:rFonts w:ascii="Arial" w:hAnsi="Arial" w:eastAsia="Malgun Gothic" w:cs="Malgun Gothic"/>
+          <w:color w:val="000000"/>
+          <w:sz w:val="22"/>
+          <w:lang w:eastAsia="ko-KR"/>
+        </w:rPr>
+        <w:t xml:space="preserve">관리자 CLI(웹 서버 없는 컨텍스트)가 </w:t>
+      </w:r>
+      <w:r>
+        <w:rPr>
+          <w:rFonts w:ascii="Menlo" w:hAnsi="Menlo" w:eastAsia="Menlo" w:cs="Menlo"/>
+          <w:color w:val="000000"/>
+          <w:sz w:val="21"/>
+          <w:lang w:eastAsia="ko-KR"/>
+        </w:rPr>
+        <w:t>HttpSecurity</w:t>
+      </w:r>
+      <w:r>
+        <w:rPr>
+          <w:rFonts w:ascii="Arial" w:hAnsi="Arial" w:eastAsia="Malgun Gothic" w:cs="Malgun Gothic"/>
+          <w:color w:val="000000"/>
+          <w:sz w:val="22"/>
+          <w:lang w:eastAsia="ko-KR"/>
+        </w:rPr>
+        <w:t xml:space="preserve"> 빈이 없어 기동 실패 → </w:t>
+      </w:r>
+      <w:r>
+        <w:rPr>
+          <w:rFonts w:ascii="Menlo" w:hAnsi="Menlo" w:eastAsia="Menlo" w:cs="Menlo"/>
+          <w:color w:val="000000"/>
+          <w:sz w:val="21"/>
+          <w:lang w:eastAsia="ko-KR"/>
+        </w:rPr>
+        <w:t>SecurityConfig</w:t>
+      </w:r>
+      <w:r>
+        <w:rPr>
+          <w:rFonts w:ascii="Arial" w:hAnsi="Arial" w:eastAsia="Malgun Gothic" w:cs="Malgun Gothic"/>
+          <w:color w:val="000000"/>
+          <w:sz w:val="22"/>
+          <w:lang w:eastAsia="ko-KR"/>
+        </w:rPr>
+        <w:t>를 서블릿 웹 앱 전용으로 제한하고 컨텍스트 기동 회귀 테스트 추가.</w:t>
+      </w:r>
+    </w:p>
+    <w:p>
+      <w:pPr>
+        <w:pStyle w:val="ListBullet"/>
+      </w:pPr>
+      <w:r>
+        <w:rPr>
+          <w:rFonts w:ascii="Arial" w:hAnsi="Arial" w:eastAsia="Malgun Gothic" w:cs="Malgun Gothic"/>
+          <w:color w:val="000000"/>
+          <w:sz w:val="22"/>
+          <w:lang w:eastAsia="ko-KR"/>
+        </w:rPr>
+        <w:t xml:space="preserve">기존 </w:t>
+      </w:r>
+      <w:r>
+        <w:rPr>
+          <w:rFonts w:ascii="Menlo" w:hAnsi="Menlo" w:eastAsia="Menlo" w:cs="Menlo"/>
+          <w:color w:val="000000"/>
+          <w:sz w:val="21"/>
+          <w:lang w:eastAsia="ko-KR"/>
+        </w:rPr>
+        <w:t>eclipse-temurin:*-alpine</w:t>
+      </w:r>
+      <w:r>
+        <w:rPr>
+          <w:rFonts w:ascii="Arial" w:hAnsi="Arial" w:eastAsia="Malgun Gothic" w:cs="Malgun Gothic"/>
+          <w:color w:val="000000"/>
+          <w:sz w:val="22"/>
+          <w:lang w:eastAsia="ko-KR"/>
+        </w:rPr>
+        <w:t xml:space="preserve"> Dockerfile은 arm64 이미지가 없어 Apple Silicon에서 빌드 불가 → 멀티 아키텍처 이미지로 교체.</w:t>
+      </w:r>
+    </w:p>
+    <w:p>
+      <w:pPr>
+        <w:pStyle w:val="ListBullet"/>
+      </w:pPr>
+      <w:r>
+        <w:rPr>
+          <w:rFonts w:ascii="Arial" w:hAnsi="Arial" w:eastAsia="Malgun Gothic" w:cs="Malgun Gothic"/>
+          <w:color w:val="000000"/>
+          <w:sz w:val="22"/>
+          <w:lang w:eastAsia="ko-KR"/>
+        </w:rPr>
+        <w:t>복원 리허설 스크립트의 지문 계산 루프가 stdin을 삼켜 원본 쪽 테이블을 하나만 비교하던 문제(불일치로 드러나 수정).</w:t>
+      </w:r>
+    </w:p>
+    <w:p>
+      <w:r>
+        <w:rPr>
+          <w:rFonts w:ascii="Arial" w:hAnsi="Arial" w:eastAsia="Malgun Gothic" w:cs="Malgun Gothic"/>
+          <w:b/>
+          <w:color w:val="000000"/>
+          <w:sz w:val="22"/>
+          <w:lang w:eastAsia="ko-KR"/>
+        </w:rPr>
+        <w:t>이월/미구현 (알려진 제한)</w:t>
+      </w:r>
+    </w:p>
+    <w:p>
+      <w:pPr>
+        <w:pStyle w:val="ListBullet"/>
+      </w:pPr>
+      <w:r>
+        <w:rPr>
+          <w:rFonts w:ascii="Arial" w:hAnsi="Arial" w:eastAsia="Malgun Gothic" w:cs="Malgun Gothic"/>
+          <w:color w:val="000000"/>
+          <w:sz w:val="22"/>
+          <w:lang w:eastAsia="ko-KR"/>
+        </w:rPr>
+        <w:t xml:space="preserve">백업 암호화·오프사이트 전송, 복원 시 탈퇴 tombstone 재적용, 저장소 시크릿 이력 스캔, 동적 스캔(ZAP)·침투 테스트, 스크린 리더 수동 점검, Lighthouse(실제 네트워크 조건 LCP), soak/쓰기 부하/50 VU/대용량 Export 측정, 점진 지연(§17.6), 지표 수집 파이프라인(Prometheus)은 하지 않았다. 기반 이미지 내 </w:t>
+      </w:r>
+      <w:r>
+        <w:rPr>
+          <w:rFonts w:ascii="Menlo" w:hAnsi="Menlo" w:eastAsia="Menlo" w:cs="Menlo"/>
+          <w:color w:val="000000"/>
+          <w:sz w:val="21"/>
+          <w:lang w:eastAsia="ko-KR"/>
+        </w:rPr>
+        <w:t>pebble</w:t>
+      </w:r>
+      <w:r>
+        <w:rPr>
+          <w:rFonts w:ascii="Arial" w:hAnsi="Arial" w:eastAsia="Malgun Gothic" w:cs="Malgun Gothic"/>
+          <w:color w:val="000000"/>
+          <w:sz w:val="22"/>
+          <w:lang w:eastAsia="ko-KR"/>
+        </w:rPr>
+        <w:t>(Go 바이너리) HIGH 14건이 남아 있다(우리가 실행하지 않음).</w:t>
+      </w:r>
+    </w:p>
+    <w:p>
+      <w:pPr>
+        <w:pStyle w:val="ListBullet"/>
+      </w:pPr>
+      <w:r>
+        <w:rPr>
+          <w:rFonts w:ascii="Arial" w:hAnsi="Arial" w:eastAsia="Malgun Gothic" w:cs="Malgun Gothic"/>
+          <w:color w:val="000000"/>
+          <w:sz w:val="22"/>
+          <w:lang w:eastAsia="ko-KR"/>
+        </w:rPr>
+        <w:t>단일 인스턴스 전제: rate limit 카운터는 메모리에 있다. 이미 발급된 Access Token은 최대 15분 동안 유효하다(stateless).</w:t>
+      </w:r>
+    </w:p>
+    <w:p>
+      <w:pPr>
+        <w:pStyle w:val="ListBullet"/>
+      </w:pPr>
+      <w:r>
+        <w:rPr>
+          <w:rFonts w:ascii="Arial" w:hAnsi="Arial" w:eastAsia="Malgun Gothic" w:cs="Malgun Gothic"/>
+          <w:color w:val="000000"/>
+          <w:sz w:val="22"/>
+          <w:lang w:eastAsia="ko-KR"/>
+        </w:rPr>
+        <w:t xml:space="preserve">CI는 이번 단계에서 바꾸지 않았다(백엔드 </w:t>
+      </w:r>
+      <w:r>
+        <w:rPr>
+          <w:rFonts w:ascii="Menlo" w:hAnsi="Menlo" w:eastAsia="Menlo" w:cs="Menlo"/>
+          <w:color w:val="000000"/>
+          <w:sz w:val="21"/>
+          <w:lang w:eastAsia="ko-KR"/>
+        </w:rPr>
+        <w:t>./gradlew build</w:t>
+      </w:r>
+      <w:r>
+        <w:rPr>
+          <w:rFonts w:ascii="Arial" w:hAnsi="Arial" w:eastAsia="Malgun Gothic" w:cs="Malgun Gothic"/>
+          <w:color w:val="000000"/>
+          <w:sz w:val="22"/>
+          <w:lang w:eastAsia="ko-KR"/>
+        </w:rPr>
+        <w:t>, 프론트 lint/test/build). 이미지 취약점 스캔과 prod 스택 E2E는 수동 실행이다.</w:t>
       </w:r>
     </w:p>
     <w:p>

--- a/docs-word/13-개발_로드맵_완료기준서.docx
+++ b/docs-word/13-개발_로드맵_완료기준서.docx
@@ -3169,6 +3169,57 @@
       </w:r>
     </w:p>
     <w:p>
+      <w:pPr>
+        <w:pStyle w:val="ListBullet"/>
+      </w:pPr>
+      <w:r>
+        <w:rPr>
+          <w:rFonts w:ascii="Arial" w:hAnsi="Arial" w:eastAsia="Malgun Gothic" w:cs="Malgun Gothic"/>
+          <w:color w:val="000000"/>
+          <w:sz w:val="22"/>
+          <w:lang w:eastAsia="ko-KR"/>
+        </w:rPr>
+        <w:t xml:space="preserve">§27 최종 검증(v2.0 이후 보강): 핵심 Workflow E2E가 14단계 </w:t>
+      </w:r>
+      <w:r>
+        <w:rPr>
+          <w:rFonts w:ascii="Arial" w:hAnsi="Arial" w:eastAsia="Malgun Gothic" w:cs="Malgun Gothic"/>
+          <w:b/>
+          <w:color w:val="000000"/>
+          <w:sz w:val="22"/>
+          <w:lang w:eastAsia="ko-KR"/>
+        </w:rPr>
+        <w:t>전부</w:t>
+      </w:r>
+      <w:r>
+        <w:rPr>
+          <w:rFonts w:ascii="Arial" w:hAnsi="Arial" w:eastAsia="Malgun Gothic" w:cs="Malgun Gothic"/>
+          <w:color w:val="000000"/>
+          <w:sz w:val="22"/>
+          <w:lang w:eastAsia="ko-KR"/>
+        </w:rPr>
+        <w:t xml:space="preserve">(14번 Export 포함 — 화면에서 내보내 ZIP을 풀어 Node 8개·Snippet 원문·관계 9개의 종류/방향/양 끝 존재·manifest checksum을 검사)를 따라가고, </w:t>
+      </w:r>
+      <w:r>
+        <w:rPr>
+          <w:rFonts w:ascii="Menlo" w:hAnsi="Menlo" w:eastAsia="Menlo" w:cs="Menlo"/>
+          <w:color w:val="000000"/>
+          <w:sz w:val="21"/>
+          <w:lang w:eastAsia="ko-KR"/>
+        </w:rPr>
+        <w:t>FlywayUpgradeTest</w:t>
+      </w:r>
+      <w:r>
+        <w:rPr>
+          <w:rFonts w:ascii="Arial" w:hAnsi="Arial" w:eastAsia="Malgun Gothic" w:cs="Malgun Gothic"/>
+          <w:color w:val="000000"/>
+          <w:sz w:val="22"/>
+          <w:lang w:eastAsia="ko-KR"/>
+        </w:rPr>
+        <w:t>가 "기존 database upgrade"(V10 데이터가 있는 DB를 최신으로: 데이터 보존, membership FK 부여, 고아 참조가 있으면 삭제 없이 중단)를 검증한다. README를 현재 상태로 갱신했다.</w:t>
+      </w:r>
+    </w:p>
+    <w:p>
       <w:r>
         <w:rPr>
           <w:rFonts w:ascii="Arial" w:hAnsi="Arial" w:eastAsia="Malgun Gothic" w:cs="Malgun Gothic"/>

--- a/docs-word/13-개발_로드맵_완료기준서.docx
+++ b/docs-word/13-개발_로드맵_완료기준서.docx
@@ -3451,6 +3451,323 @@
     </w:p>
     <w:p>
       <w:pPr>
+        <w:pStyle w:val="Heading3"/>
+        <w:keepNext/>
+      </w:pPr>
+      <w:r>
+        <w:t>Phase 8 1차 범위 결과 v2 1</w:t>
+      </w:r>
+    </w:p>
+    <w:p>
+      <w:r>
+        <w:rPr>
+          <w:rFonts w:ascii="Arial" w:hAnsi="Arial" w:eastAsia="Malgun Gothic" w:cs="Malgun Gothic"/>
+          <w:color w:val="000000"/>
+          <w:sz w:val="22"/>
+          <w:lang w:eastAsia="ko-KR"/>
+        </w:rPr>
+        <w:t xml:space="preserve">계획·지표·성공/중단 기준은 </w:t>
+      </w:r>
+      <w:r>
+        <w:rPr>
+          <w:rFonts w:ascii="Menlo" w:hAnsi="Menlo" w:eastAsia="Menlo" w:cs="Menlo"/>
+          <w:color w:val="000000"/>
+          <w:sz w:val="21"/>
+          <w:lang w:eastAsia="ko-KR"/>
+        </w:rPr>
+        <w:t>docs/PHASE8_PLAN.md</w:t>
+      </w:r>
+      <w:r>
+        <w:rPr>
+          <w:rFonts w:ascii="Arial" w:hAnsi="Arial" w:eastAsia="Malgun Gothic" w:cs="Malgun Gothic"/>
+          <w:color w:val="000000"/>
+          <w:sz w:val="22"/>
+          <w:lang w:eastAsia="ko-KR"/>
+        </w:rPr>
+        <w:t>. 1차 범위는 운영 기반과 이월 항목이다.</w:t>
+      </w:r>
+    </w:p>
+    <w:p>
+      <w:pPr>
+        <w:pStyle w:val="ListBullet"/>
+      </w:pPr>
+      <w:r>
+        <w:rPr>
+          <w:rFonts w:ascii="Arial" w:hAnsi="Arial" w:eastAsia="Malgun Gothic" w:cs="Malgun Gothic"/>
+          <w:b/>
+          <w:color w:val="000000"/>
+          <w:sz w:val="22"/>
+          <w:lang w:eastAsia="ko-KR"/>
+        </w:rPr>
+        <w:t>운영 기반:</w:t>
+      </w:r>
+      <w:r>
+        <w:rPr>
+          <w:rFonts w:ascii="Arial" w:hAnsi="Arial" w:eastAsia="Malgun Gothic" w:cs="Malgun Gothic"/>
+          <w:color w:val="000000"/>
+          <w:sz w:val="22"/>
+          <w:lang w:eastAsia="ko-KR"/>
+        </w:rPr>
+        <w:t xml:space="preserve"> management 포트(</w:t>
+      </w:r>
+      <w:r>
+        <w:rPr>
+          <w:rFonts w:ascii="Menlo" w:hAnsi="Menlo" w:eastAsia="Menlo" w:cs="Menlo"/>
+          <w:color w:val="000000"/>
+          <w:sz w:val="21"/>
+          <w:lang w:eastAsia="ko-KR"/>
+        </w:rPr>
+        <w:t>MANAGEMENT_PORT</w:t>
+      </w:r>
+      <w:r>
+        <w:rPr>
+          <w:rFonts w:ascii="Arial" w:hAnsi="Arial" w:eastAsia="Malgun Gothic" w:cs="Malgun Gothic"/>
+          <w:color w:val="000000"/>
+          <w:sz w:val="22"/>
+          <w:lang w:eastAsia="ko-KR"/>
+        </w:rPr>
+        <w:t xml:space="preserve">, compose 8081) 분리 — </w:t>
+      </w:r>
+      <w:r>
+        <w:rPr>
+          <w:rFonts w:ascii="Menlo" w:hAnsi="Menlo" w:eastAsia="Menlo" w:cs="Menlo"/>
+          <w:color w:val="000000"/>
+          <w:sz w:val="21"/>
+          <w:lang w:eastAsia="ko-KR"/>
+        </w:rPr>
+        <w:t>metrics</w:t>
+      </w:r>
+      <w:r>
+        <w:rPr>
+          <w:rFonts w:ascii="Arial" w:hAnsi="Arial" w:eastAsia="Malgun Gothic" w:cs="Malgun Gothic"/>
+          <w:color w:val="000000"/>
+          <w:sz w:val="22"/>
+          <w:lang w:eastAsia="ko-KR"/>
+        </w:rPr>
+        <w:t>/</w:t>
+      </w:r>
+      <w:r>
+        <w:rPr>
+          <w:rFonts w:ascii="Menlo" w:hAnsi="Menlo" w:eastAsia="Menlo" w:cs="Menlo"/>
+          <w:color w:val="000000"/>
+          <w:sz w:val="21"/>
+          <w:lang w:eastAsia="ko-KR"/>
+        </w:rPr>
+        <w:t>prometheus</w:t>
+      </w:r>
+      <w:r>
+        <w:rPr>
+          <w:rFonts w:ascii="Arial" w:hAnsi="Arial" w:eastAsia="Malgun Gothic" w:cs="Malgun Gothic"/>
+          <w:color w:val="000000"/>
+          <w:sz w:val="22"/>
+          <w:lang w:eastAsia="ko-KR"/>
+        </w:rPr>
+        <w:t>는 이 포트에서만 응답하고 호스트·nginx에는 공개하지 않으며 main 포트에서는 설정 실수로 노출돼도 보안 규칙이 막는다(</w:t>
+      </w:r>
+      <w:r>
+        <w:rPr>
+          <w:rFonts w:ascii="Menlo" w:hAnsi="Menlo" w:eastAsia="Menlo" w:cs="Menlo"/>
+          <w:color w:val="000000"/>
+          <w:sz w:val="21"/>
+          <w:lang w:eastAsia="ko-KR"/>
+        </w:rPr>
+        <w:t>isManagementPortActuatorRequest</w:t>
+      </w:r>
+      <w:r>
+        <w:rPr>
+          <w:rFonts w:ascii="Arial" w:hAnsi="Arial" w:eastAsia="Malgun Gothic" w:cs="Malgun Gothic"/>
+          <w:color w:val="000000"/>
+          <w:sz w:val="22"/>
+          <w:lang w:eastAsia="ko-KR"/>
+        </w:rPr>
+        <w:t>는 두 포트가 같으면 항상 false — 처음 구현에서 모든 요청을 허용하던 결함을 테스트가 잡았다). 사용량 지표는 횟수만(</w:t>
+      </w:r>
+      <w:r>
+        <w:rPr>
+          <w:rFonts w:ascii="Menlo" w:hAnsi="Menlo" w:eastAsia="Menlo" w:cs="Menlo"/>
+          <w:color w:val="000000"/>
+          <w:sz w:val="21"/>
+          <w:lang w:eastAsia="ko-KR"/>
+        </w:rPr>
+        <w:t>devgraph_activity_total{action}</w:t>
+      </w:r>
+      <w:r>
+        <w:rPr>
+          <w:rFonts w:ascii="Arial" w:hAnsi="Arial" w:eastAsia="Malgun Gothic" w:cs="Malgun Gothic"/>
+          <w:color w:val="000000"/>
+          <w:sz w:val="22"/>
+          <w:lang w:eastAsia="ko-KR"/>
+        </w:rPr>
+        <w:t xml:space="preserve">, </w:t>
+      </w:r>
+      <w:r>
+        <w:rPr>
+          <w:rFonts w:ascii="Menlo" w:hAnsi="Menlo" w:eastAsia="Menlo" w:cs="Menlo"/>
+          <w:color w:val="000000"/>
+          <w:sz w:val="21"/>
+          <w:lang w:eastAsia="ko-KR"/>
+        </w:rPr>
+        <w:t>devgraph_snippet_copy_total</w:t>
+      </w:r>
+      <w:r>
+        <w:rPr>
+          <w:rFonts w:ascii="Arial" w:hAnsi="Arial" w:eastAsia="Malgun Gothic" w:cs="Malgun Gothic"/>
+          <w:color w:val="000000"/>
+          <w:sz w:val="22"/>
+          <w:lang w:eastAsia="ko-KR"/>
+        </w:rPr>
+        <w:t xml:space="preserve">). gitleaks 전체 이력 스캔: 7건 전부 시크릿 감지기의 가짜 fixture라 경로로만 제외하고 CI </w:t>
+      </w:r>
+      <w:r>
+        <w:rPr>
+          <w:rFonts w:ascii="Menlo" w:hAnsi="Menlo" w:eastAsia="Menlo" w:cs="Menlo"/>
+          <w:color w:val="000000"/>
+          <w:sz w:val="21"/>
+          <w:lang w:eastAsia="ko-KR"/>
+        </w:rPr>
+        <w:t>secrets</w:t>
+      </w:r>
+      <w:r>
+        <w:rPr>
+          <w:rFonts w:ascii="Arial" w:hAnsi="Arial" w:eastAsia="Malgun Gothic" w:cs="Malgun Gothic"/>
+          <w:color w:val="000000"/>
+          <w:sz w:val="22"/>
+          <w:lang w:eastAsia="ko-KR"/>
+        </w:rPr>
+        <w:t xml:space="preserve"> 잡이 매번 재스캔한다. 백업 gpg AES256 암호화(평문 덤프 미생성)와 업로드 훅(암호화 필수), 암호화 덤프로 복원 리허설 통과.</w:t>
+      </w:r>
+    </w:p>
+    <w:p>
+      <w:pPr>
+        <w:pStyle w:val="ListBullet"/>
+      </w:pPr>
+      <w:r>
+        <w:rPr>
+          <w:rFonts w:ascii="Arial" w:hAnsi="Arial" w:eastAsia="Malgun Gothic" w:cs="Malgun Gothic"/>
+          <w:b/>
+          <w:color w:val="000000"/>
+          <w:sz w:val="22"/>
+          <w:lang w:eastAsia="ko-KR"/>
+        </w:rPr>
+        <w:t>Snippet diff</w:t>
+      </w:r>
+      <w:r>
+        <w:rPr>
+          <w:rFonts w:ascii="Arial" w:hAnsi="Arial" w:eastAsia="Malgun Gothic" w:cs="Malgun Gothic"/>
+          <w:color w:val="000000"/>
+          <w:sz w:val="22"/>
+          <w:lang w:eastAsia="ko-KR"/>
+        </w:rPr>
+        <w:t xml:space="preserve">(§14.4), </w:t>
+      </w:r>
+      <w:r>
+        <w:rPr>
+          <w:rFonts w:ascii="Arial" w:hAnsi="Arial" w:eastAsia="Malgun Gothic" w:cs="Malgun Gothic"/>
+          <w:b/>
+          <w:color w:val="000000"/>
+          <w:sz w:val="22"/>
+          <w:lang w:eastAsia="ko-KR"/>
+        </w:rPr>
+        <w:t>과거 버전 검색</w:t>
+      </w:r>
+      <w:r>
+        <w:rPr>
+          <w:rFonts w:ascii="Arial" w:hAnsi="Arial" w:eastAsia="Malgun Gothic" w:cs="Malgun Gothic"/>
+          <w:color w:val="000000"/>
+          <w:sz w:val="22"/>
+          <w:lang w:eastAsia="ko-KR"/>
+        </w:rPr>
+        <w:t xml:space="preserve">과 </w:t>
+      </w:r>
+      <w:r>
+        <w:rPr>
+          <w:rFonts w:ascii="Arial" w:hAnsi="Arial" w:eastAsia="Malgun Gothic" w:cs="Malgun Gothic"/>
+          <w:b/>
+          <w:color w:val="000000"/>
+          <w:sz w:val="22"/>
+          <w:lang w:eastAsia="ko-KR"/>
+        </w:rPr>
+        <w:t>한국어 본문 부분 일치</w:t>
+      </w:r>
+      <w:r>
+        <w:rPr>
+          <w:rFonts w:ascii="Arial" w:hAnsi="Arial" w:eastAsia="Malgun Gothic" w:cs="Malgun Gothic"/>
+          <w:color w:val="000000"/>
+          <w:sz w:val="22"/>
+          <w:lang w:eastAsia="ko-KR"/>
+        </w:rPr>
+        <w:t>(§14.6): 구현·통합 테스트·E2E 통과.</w:t>
+      </w:r>
+    </w:p>
+    <w:p>
+      <w:pPr>
+        <w:pStyle w:val="ListBullet"/>
+      </w:pPr>
+      <w:r>
+        <w:rPr>
+          <w:rFonts w:ascii="Arial" w:hAnsi="Arial" w:eastAsia="Malgun Gothic" w:cs="Malgun Gothic"/>
+          <w:b/>
+          <w:color w:val="000000"/>
+          <w:sz w:val="22"/>
+          <w:lang w:eastAsia="ko-KR"/>
+        </w:rPr>
+        <w:t>측정(28k Node, 20 VU, warm):</w:t>
+      </w:r>
+      <w:r>
+        <w:rPr>
+          <w:rFonts w:ascii="Arial" w:hAnsi="Arial" w:eastAsia="Malgun Gothic" w:cs="Malgun Gothic"/>
+          <w:color w:val="000000"/>
+          <w:sz w:val="22"/>
+          <w:lang w:eastAsia="ko-KR"/>
+        </w:rPr>
+        <w:t xml:space="preserve"> 본문 부분 일치 도입 직후 처음에는 검색 p95가 659ms(cold 806ms로 목표 초과), 1차 수정(행마다 계산 → 인덱스 서브쿼리)은 오히려 tail이 악화(p95 1.07s)되어 원인을 찾아 2자 질의를 제외한 최종안에서 </w:t>
+      </w:r>
+      <w:r>
+        <w:rPr>
+          <w:rFonts w:ascii="Arial" w:hAnsi="Arial" w:eastAsia="Malgun Gothic" w:cs="Malgun Gothic"/>
+          <w:b/>
+          <w:color w:val="000000"/>
+          <w:sz w:val="22"/>
+          <w:lang w:eastAsia="ko-KR"/>
+        </w:rPr>
+        <w:t>warm 검색 p95 364ms, cold 547ms</w:t>
+      </w:r>
+      <w:r>
+        <w:rPr>
+          <w:rFonts w:ascii="Arial" w:hAnsi="Arial" w:eastAsia="Malgun Gothic" w:cs="Malgun Gothic"/>
+          <w:color w:val="000000"/>
+          <w:sz w:val="22"/>
+          <w:lang w:eastAsia="ko-KR"/>
+        </w:rPr>
+        <w:t>(목표 800ms 이내, 목록·상세 p95 약 108ms). 같은 날 기준선(465ms)보다 낮게 나왔지만 이유는 확인하지 못했고(처리량도 함께 변함) 호스트 부하가 같지 않았을 수 있으므로 "회귀 없음"으로만 해석한다.</w:t>
+      </w:r>
+    </w:p>
+    <w:p>
+      <w:pPr>
+        <w:pStyle w:val="ListBullet"/>
+      </w:pPr>
+      <w:r>
+        <w:rPr>
+          <w:rFonts w:ascii="Arial" w:hAnsi="Arial" w:eastAsia="Malgun Gothic" w:cs="Malgun Gothic"/>
+          <w:b/>
+          <w:color w:val="000000"/>
+          <w:sz w:val="22"/>
+          <w:lang w:eastAsia="ko-KR"/>
+        </w:rPr>
+        <w:t>이월:</w:t>
+      </w:r>
+      <w:r>
+        <w:rPr>
+          <w:rFonts w:ascii="Arial" w:hAnsi="Arial" w:eastAsia="Malgun Gothic" w:cs="Malgun Gothic"/>
+          <w:color w:val="000000"/>
+          <w:sz w:val="22"/>
+          <w:lang w:eastAsia="ko-KR"/>
+        </w:rPr>
+        <w:t xml:space="preserve"> 본문 부분 일치는 Node 본문만 대상, 2자 질의 제외, 쓰기 시 GIN 재색인 비용은 쓰기 부하 측정에서 따로 확인하지 않았다. Snippet diff는 split(좌우) 뷰 없이 unified 표시만, 과거 버전 검색은 가장 최근 일치 버전 하나만 보여 준다. Import와 AI·추천 기능은 2차 범위다.</w:t>
+      </w:r>
+    </w:p>
+    <w:p>
+      <w:pPr>
         <w:pStyle w:val="Heading2"/>
         <w:keepNext/>
       </w:pPr>
